--- a/PPTs/Lecture 5.2 Exercises.docx
+++ b/PPTs/Lecture 5.2 Exercises.docx
@@ -87,7 +87,7 @@
           </mc:Choice>
           <mc:Fallback>
             <w:pict>
-              <v:group w14:anchorId="13D650DB" id="Group 3" o:spid="_x0000_s1026" style="width:468pt;height:1pt;mso-position-horizontal-relative:char;mso-position-vertical-relative:line" coordsize="59436,127" o:gfxdata="UEsDBBQABgAIAAAAIQC2gziS/gAAAOEBAAATAAAAW0NvbnRlbnRfVHlwZXNdLnhtbJSRQU7DMBBF&#10;90jcwfIWJU67QAgl6YK0S0CoHGBkTxKLZGx5TGhvj5O2G0SRWNoz/78nu9wcxkFMGNg6quQqL6RA&#10;0s5Y6ir5vt9lD1JwBDIwOMJKHpHlpr69KfdHjyxSmriSfYz+USnWPY7AufNIadK6MEJMx9ApD/oD&#10;OlTrorhX2lFEilmcO2RdNtjC5xDF9pCuTyYBB5bi6bQ4syoJ3g9WQ0ymaiLzg5KdCXlKLjvcW893&#10;SUOqXwnz5DrgnHtJTxOsQfEKIT7DmDSUCaxw7Rqn8787ZsmRM9e2VmPeBN4uqYvTtW7jvijg9N/y&#10;JsXecLq0q+WD6m8AAAD//wMAUEsDBBQABgAIAAAAIQA4/SH/1gAAAJQBAAALAAAAX3JlbHMvLnJl&#10;bHOkkMFqwzAMhu+DvYPRfXGawxijTi+j0GvpHsDYimMaW0Yy2fr2M4PBMnrbUb/Q94l/f/hMi1qR&#10;JVI2sOt6UJgd+ZiDgffL8ekFlFSbvV0oo4EbChzGx4f9GRdb25HMsYhqlCwG5lrLq9biZkxWOiqY&#10;22YiTra2kYMu1l1tQD30/bPm3wwYN0x18gb45AdQl1tp5j/sFB2T0FQ7R0nTNEV3j6o9feQzro1i&#10;OWA14Fm+Q8a1a8+Bvu/d/dMb2JY5uiPbhG/ktn4cqGU/er3pcvwCAAD//wMAUEsDBBQABgAIAAAA&#10;IQCVSk2OYwIAAJMFAAAOAAAAZHJzL2Uyb0RvYy54bWykVMlu2zAQvRfoPxC8N3Icx22FyEERN0aB&#10;IAmQFD3TFLWgFIcd0pb99x1Six2n7SHVgRhyhrO898Sr612j2Vahq8Fk/PxswpkyEvLalBn//nz7&#10;4RNnzguTCw1GZXyvHL9evH931dpUTaECnStklMS4tLUZr7y3aZI4WalGuDOwypCzAGyEpy2WSY6i&#10;peyNTqaTyTxpAXOLIJVzdLrsnHwR8xeFkv6hKJzyTGecevNxxbiuw5osrkRaorBVLfs2xBu6aERt&#10;qOiYaim8YBusX6VqaongoPBnEpoEiqKWKs5A05xPTqZZIWxsnKVM29KOMBG0Jzi9Oa28367QPtlH&#10;7Lon8w7kT0e4JK0t02N/2JeH4F2BTbhEQ7BdRHQ/Iqp2nkk6vPw8u5hPCHhJvvPpRzIj4rIiWl7d&#10;ktXXf95LRNoVja2NrbSWtOMO8Lj/g+epElZF1F0Y/xFZnWd8xpkRDSl41YtlFiYJpSkm4NfvXA/l&#10;H9GZX1z2APwVoJB1nFOkcuP8SkEEWmzvnI/wlflgiWqw5M4MJpLsg+B1FLznjASPnJHg1x38Vvhw&#10;L7AXTNYemApnDWzVM0SvPyGJWjt4tTmOGrkeZECxXQQZoUwcbCxNh8fDaRO66CQSKjvQdX5bax03&#10;WK5vNLKtCL9x/HqcXoRZdH4pXNXFRVcfpk3Us0s7egJta8j3xG1LdGbc/doIVJzpb4bUEx6KwcDB&#10;WA8Gen0D8TmJCFHN590PgZaF8hn3RO09DCIS6cBaAGGMDTcNfNl4KOpAKQl66KjfkKCjFf98sl48&#10;Lcf7GHV4Sxe/AQAA//8DAFBLAwQUAAYACAAAACEAkkNeB9oAAAADAQAADwAAAGRycy9kb3ducmV2&#10;LnhtbEyPQUvDQBCF74L/YRnBm92kxaIxm1KKeiqCrSDeptlpEpqdDdltkv57Ry96efB4w3vf5KvJ&#10;tWqgPjSeDaSzBBRx6W3DlYGP/cvdA6gQkS22nsnAhQKsiuurHDPrR36nYRcrJSUcMjRQx9hlWoey&#10;Jodh5jtiyY6+dxjF9pW2PY5S7lo9T5KldtiwLNTY0aam8rQ7OwOvI47rRfo8bE/HzeVrf//2uU3J&#10;mNubaf0EKtIU/47hB1/QoRCmgz+zDao1II/EX5XscbEUezAwT0AXuf7PXnwDAAD//wMAUEsBAi0A&#10;FAAGAAgAAAAhALaDOJL+AAAA4QEAABMAAAAAAAAAAAAAAAAAAAAAAFtDb250ZW50X1R5cGVzXS54&#10;bWxQSwECLQAUAAYACAAAACEAOP0h/9YAAACUAQAACwAAAAAAAAAAAAAAAAAvAQAAX3JlbHMvLnJl&#10;bHNQSwECLQAUAAYACAAAACEAlUpNjmMCAACTBQAADgAAAAAAAAAAAAAAAAAuAgAAZHJzL2Uyb0Rv&#10;Yy54bWxQSwECLQAUAAYACAAAACEAkkNeB9oAAAADAQAADwAAAAAAAAAAAAAAAAC9BAAAZHJzL2Rv&#10;d25yZXYueG1sUEsFBgAAAAAEAAQA8wAAAMQFAAAAAA==&#10;">
+              <v:group w14:anchorId="0099CFD5" id="Group 3" o:spid="_x0000_s1026" style="width:468pt;height:1pt;mso-position-horizontal-relative:char;mso-position-vertical-relative:line" coordsize="59436,127" o:gfxdata="UEsDBBQABgAIAAAAIQC2gziS/gAAAOEBAAATAAAAW0NvbnRlbnRfVHlwZXNdLnhtbJSRQU7DMBBF&#10;90jcwfIWJU67QAgl6YK0S0CoHGBkTxKLZGx5TGhvj5O2G0SRWNoz/78nu9wcxkFMGNg6quQqL6RA&#10;0s5Y6ir5vt9lD1JwBDIwOMJKHpHlpr69KfdHjyxSmriSfYz+USnWPY7AufNIadK6MEJMx9ApD/oD&#10;OlTrorhX2lFEilmcO2RdNtjC5xDF9pCuTyYBB5bi6bQ4syoJ3g9WQ0ymaiLzg5KdCXlKLjvcW893&#10;SUOqXwnz5DrgnHtJTxOsQfEKIT7DmDSUCaxw7Rqn8787ZsmRM9e2VmPeBN4uqYvTtW7jvijg9N/y&#10;JsXecLq0q+WD6m8AAAD//wMAUEsDBBQABgAIAAAAIQA4/SH/1gAAAJQBAAALAAAAX3JlbHMvLnJl&#10;bHOkkMFqwzAMhu+DvYPRfXGawxijTi+j0GvpHsDYimMaW0Yy2fr2M4PBMnrbUb/Q94l/f/hMi1qR&#10;JVI2sOt6UJgd+ZiDgffL8ekFlFSbvV0oo4EbChzGx4f9GRdb25HMsYhqlCwG5lrLq9biZkxWOiqY&#10;22YiTra2kYMu1l1tQD30/bPm3wwYN0x18gb45AdQl1tp5j/sFB2T0FQ7R0nTNEV3j6o9feQzro1i&#10;OWA14Fm+Q8a1a8+Bvu/d/dMb2JY5uiPbhG/ktn4cqGU/er3pcvwCAAD//wMAUEsDBBQABgAIAAAA&#10;IQCVSk2OYwIAAJMFAAAOAAAAZHJzL2Uyb0RvYy54bWykVMlu2zAQvRfoPxC8N3Icx22FyEERN0aB&#10;IAmQFD3TFLWgFIcd0pb99x1Six2n7SHVgRhyhrO898Sr612j2Vahq8Fk/PxswpkyEvLalBn//nz7&#10;4RNnzguTCw1GZXyvHL9evH931dpUTaECnStklMS4tLUZr7y3aZI4WalGuDOwypCzAGyEpy2WSY6i&#10;peyNTqaTyTxpAXOLIJVzdLrsnHwR8xeFkv6hKJzyTGecevNxxbiuw5osrkRaorBVLfs2xBu6aERt&#10;qOiYaim8YBusX6VqaongoPBnEpoEiqKWKs5A05xPTqZZIWxsnKVM29KOMBG0Jzi9Oa28367QPtlH&#10;7Lon8w7kT0e4JK0t02N/2JeH4F2BTbhEQ7BdRHQ/Iqp2nkk6vPw8u5hPCHhJvvPpRzIj4rIiWl7d&#10;ktXXf95LRNoVja2NrbSWtOMO8Lj/g+epElZF1F0Y/xFZnWd8xpkRDSl41YtlFiYJpSkm4NfvXA/l&#10;H9GZX1z2APwVoJB1nFOkcuP8SkEEWmzvnI/wlflgiWqw5M4MJpLsg+B1FLznjASPnJHg1x38Vvhw&#10;L7AXTNYemApnDWzVM0SvPyGJWjt4tTmOGrkeZECxXQQZoUwcbCxNh8fDaRO66CQSKjvQdX5bax03&#10;WK5vNLKtCL9x/HqcXoRZdH4pXNXFRVcfpk3Us0s7egJta8j3xG1LdGbc/doIVJzpb4bUEx6KwcDB&#10;WA8Gen0D8TmJCFHN590PgZaF8hn3RO09DCIS6cBaAGGMDTcNfNl4KOpAKQl66KjfkKCjFf98sl48&#10;Lcf7GHV4Sxe/AQAA//8DAFBLAwQUAAYACAAAACEAkkNeB9oAAAADAQAADwAAAGRycy9kb3ducmV2&#10;LnhtbEyPQUvDQBCF74L/YRnBm92kxaIxm1KKeiqCrSDeptlpEpqdDdltkv57Ry96efB4w3vf5KvJ&#10;tWqgPjSeDaSzBBRx6W3DlYGP/cvdA6gQkS22nsnAhQKsiuurHDPrR36nYRcrJSUcMjRQx9hlWoey&#10;Jodh5jtiyY6+dxjF9pW2PY5S7lo9T5KldtiwLNTY0aam8rQ7OwOvI47rRfo8bE/HzeVrf//2uU3J&#10;mNubaf0EKtIU/47hB1/QoRCmgz+zDao1II/EX5XscbEUezAwT0AXuf7PXnwDAAD//wMAUEsBAi0A&#10;FAAGAAgAAAAhALaDOJL+AAAA4QEAABMAAAAAAAAAAAAAAAAAAAAAAFtDb250ZW50X1R5cGVzXS54&#10;bWxQSwECLQAUAAYACAAAACEAOP0h/9YAAACUAQAACwAAAAAAAAAAAAAAAAAvAQAAX3JlbHMvLnJl&#10;bHNQSwECLQAUAAYACAAAACEAlUpNjmMCAACTBQAADgAAAAAAAAAAAAAAAAAuAgAAZHJzL2Uyb0Rv&#10;Yy54bWxQSwECLQAUAAYACAAAACEAkkNeB9oAAAADAQAADwAAAAAAAAAAAAAAAAC9BAAAZHJzL2Rv&#10;d25yZXYueG1sUEsFBgAAAAAEAAQA8wAAAMQFAAAAAA==&#10;">
                 <v:shape id="Graphic 4" o:spid="_x0000_s1027" style="position:absolute;top:63;width:59436;height:13;visibility:visible;mso-wrap-style:square;v-text-anchor:top" coordsize="5943600,1270" o:gfxdata="UEsDBBQABgAIAAAAIQDb4fbL7gAAAIUBAAATAAAAW0NvbnRlbnRfVHlwZXNdLnhtbHyQz07DMAyH&#10;70i8Q+QralM4IITa7kDhCAiNB7ASt43WOlEcyvb2pNu4IODoPz9/n1xv9vOkForiPDdwXVagiI23&#10;jocG3rdPxR0oScgWJ8/UwIEENu3lRb09BBKV0ywNjCmFe63FjDSjlD4Q50nv44wpl3HQAc0OB9I3&#10;VXWrjedEnIq03oC27qjHjympx31un0wiTQLq4bS4shrAECZnMGVTvbD9QSnOhDInjzsyuiBXWQP0&#10;r4R18jfgnHvJr4nOknrFmJ5xzhraRtHWf3Kkpfz/yGo5S+H73hkquyhdjr3R8m2lj09svwAAAP//&#10;AwBQSwMEFAAGAAgAAAAhAFr0LFu/AAAAFQEAAAsAAABfcmVscy8ucmVsc2zPwWrDMAwG4Ptg72B0&#10;X5TuUMaI01uh19I+gLGVxCy2jGSy9e1nemrHjpL4P0nD4SetZiPRyNnCruvBUPYcYp4tXC/Htw8w&#10;Wl0ObuVMFm6kcBhfX4Yzra62kC6xqGlKVgtLreUTUf1CyWnHhXKbTCzJ1VbKjMX5LzcTvvf9HuXR&#10;gPHJNKdgQU5hB+ZyK23zHztFL6w81c5zQp6m6P9TMfB3PtPWFCczVQtB9N4U2rp2HOA44NMz4y8A&#10;AAD//wMAUEsDBBQABgAIAAAAIQBJGItTwgAAANoAAAAPAAAAZHJzL2Rvd25yZXYueG1sRI9Ba8JA&#10;FITvBf/D8oTe6sYiqURXEaUgFYTq4vmRfSbB7NuQ3Zj033cFweMwM98wy/Vga3Gn1leOFUwnCQji&#10;3JmKCwX6/P0xB+EDssHaMSn4Iw/r1ehtiZlxPf/S/RQKESHsM1RQhtBkUvq8JIt+4hri6F1dazFE&#10;2RbStNhHuK3lZ5Kk0mLFcaHEhrYl5bdTZxVwd9n1U61v+nhovtLu8qMPMlXqfTxsFiACDeEVfrb3&#10;RsEMHlfiDZCrfwAAAP//AwBQSwECLQAUAAYACAAAACEA2+H2y+4AAACFAQAAEwAAAAAAAAAAAAAA&#10;AAAAAAAAW0NvbnRlbnRfVHlwZXNdLnhtbFBLAQItABQABgAIAAAAIQBa9CxbvwAAABUBAAALAAAA&#10;AAAAAAAAAAAAAB8BAABfcmVscy8ucmVsc1BLAQItABQABgAIAAAAIQBJGItTwgAAANoAAAAPAAAA&#10;AAAAAAAAAAAAAAcCAABkcnMvZG93bnJldi54bWxQSwUGAAAAAAMAAwC3AAAA9gIAAAAA&#10;" path="m,l5943600,e" filled="f" strokeweight="1pt">
                   <v:path arrowok="t"/>
                 </v:shape>
@@ -183,7 +183,7 @@
           </mc:Choice>
           <mc:Fallback>
             <w:pict>
-              <v:group w14:anchorId="1787D2CF" id="Group 1208101070" o:spid="_x0000_s1026" style="width:468pt;height:1pt;mso-position-horizontal-relative:char;mso-position-vertical-relative:line" coordsize="59436,127" o:gfxdata="UEsDBBQABgAIAAAAIQC2gziS/gAAAOEBAAATAAAAW0NvbnRlbnRfVHlwZXNdLnhtbJSRQU7DMBBF&#10;90jcwfIWJU67QAgl6YK0S0CoHGBkTxKLZGx5TGhvj5O2G0SRWNoz/78nu9wcxkFMGNg6quQqL6RA&#10;0s5Y6ir5vt9lD1JwBDIwOMJKHpHlpr69KfdHjyxSmriSfYz+USnWPY7AufNIadK6MEJMx9ApD/oD&#10;OlTrorhX2lFEilmcO2RdNtjC5xDF9pCuTyYBB5bi6bQ4syoJ3g9WQ0ymaiLzg5KdCXlKLjvcW893&#10;SUOqXwnz5DrgnHtJTxOsQfEKIT7DmDSUCaxw7Rqn8787ZsmRM9e2VmPeBN4uqYvTtW7jvijg9N/y&#10;JsXecLq0q+WD6m8AAAD//wMAUEsDBBQABgAIAAAAIQA4/SH/1gAAAJQBAAALAAAAX3JlbHMvLnJl&#10;bHOkkMFqwzAMhu+DvYPRfXGawxijTi+j0GvpHsDYimMaW0Yy2fr2M4PBMnrbUb/Q94l/f/hMi1qR&#10;JVI2sOt6UJgd+ZiDgffL8ekFlFSbvV0oo4EbChzGx4f9GRdb25HMsYhqlCwG5lrLq9biZkxWOiqY&#10;22YiTra2kYMu1l1tQD30/bPm3wwYN0x18gb45AdQl1tp5j/sFB2T0FQ7R0nTNEV3j6o9feQzro1i&#10;OWA14Fm+Q8a1a8+Bvu/d/dMb2JY5uiPbhG/ktn4cqGU/er3pcvwCAAD//wMAUEsDBBQABgAIAAAA&#10;IQAH+3vYaAIAAJsFAAAOAAAAZHJzL2Uyb0RvYy54bWykVMlu2zAQvRfoPxC8N7KdrREiB0XcGAWC&#10;JEBc9ExT1IJSHHZIW87fd0gtdpy2h9QHYYYznOW9Z17f7BrNtgpdDSbj05MJZ8pIyGtTZvz76u7T&#10;Z86cFyYXGozK+Ity/Gb+8cN1a1M1gwp0rpBREePS1ma88t6mSeJkpRrhTsAqQ8ECsBGeXCyTHEVL&#10;1RudzCaTi6QFzC2CVM7R6aIL8nmsXxRK+seicMoznXGazccvxu86fJP5tUhLFLaqZT+GeMcUjagN&#10;NR1LLYQXbIP1m1JNLREcFP5EQpNAUdRSxR1om+nkaJslwsbGXcq0Le0IE0F7hNO7y8qH7RLts33C&#10;bnoy70H+dIRL0toyPYwHv9wn7wpswiVagu0ioi8jomrnmaTD86uz04sJAS8pNp1dkhkRlxXR8uaW&#10;rL7+814i0q5pHG0cpbWkHbeHx/0fPM+VsCqi7sL6T8jqnIanTS5nV9MpZ0Y0pORlL5qzsFEYgXID&#10;jr3nekj/iNLF6XkPxF+BClXHfUUqN84vFUTAxfbe+QhjmQ+WqAZL7sxgIsk/CF9H4XvOSPjIGQl/&#10;3dFghQ/3AovBZO2esXDWwFatIEb9EVk02j6qzWHWyPkgB8rtMsgIbeJiY2s6PFxOmzBFJ5XQ2YGu&#10;87ta6+hgub7VyLYi/J3jr8fpVZpF5xfCVV1eDPVp2kRdu7SjJ9C2hvyFOG6Jzoy7XxuBijP9zZCK&#10;woMxGDgY68FAr28hPisRIeq52v0QaFlon3FP1D7AICaRDqwFEMbccNPAl42Hog6UkrCHiXqHhB2t&#10;+AKQ9eqJOfRj1v5Nnf8GAAD//wMAUEsDBBQABgAIAAAAIQCSQ14H2gAAAAMBAAAPAAAAZHJzL2Rv&#10;d25yZXYueG1sTI9BS8NAEIXvgv9hGcGb3aTFojGbUop6KoKtIN6m2WkSmp0N2W2S/ntHL3p58HjD&#10;e9/kq8m1aqA+NJ4NpLMEFHHpbcOVgY/9y90DqBCRLbaeycCFAqyK66scM+tHfqdhFyslJRwyNFDH&#10;2GVah7Imh2HmO2LJjr53GMX2lbY9jlLuWj1PkqV22LAs1NjRpqbytDs7A68jjutF+jxsT8fN5Wt/&#10;//a5TcmY25tp/QQq0hT/juEHX9ChEKaDP7MNqjUgj8RflexxsRR7MDBPQBe5/s9efAMAAP//AwBQ&#10;SwECLQAUAAYACAAAACEAtoM4kv4AAADhAQAAEwAAAAAAAAAAAAAAAAAAAAAAW0NvbnRlbnRfVHlw&#10;ZXNdLnhtbFBLAQItABQABgAIAAAAIQA4/SH/1gAAAJQBAAALAAAAAAAAAAAAAAAAAC8BAABfcmVs&#10;cy8ucmVsc1BLAQItABQABgAIAAAAIQAH+3vYaAIAAJsFAAAOAAAAAAAAAAAAAAAAAC4CAABkcnMv&#10;ZTJvRG9jLnhtbFBLAQItABQABgAIAAAAIQCSQ14H2gAAAAMBAAAPAAAAAAAAAAAAAAAAAMIEAABk&#10;cnMvZG93bnJldi54bWxQSwUGAAAAAAQABADzAAAAyQUAAAAA&#10;">
+              <v:group w14:anchorId="06B43DBC" id="Group 1208101070" o:spid="_x0000_s1026" style="width:468pt;height:1pt;mso-position-horizontal-relative:char;mso-position-vertical-relative:line" coordsize="59436,127" o:gfxdata="UEsDBBQABgAIAAAAIQC2gziS/gAAAOEBAAATAAAAW0NvbnRlbnRfVHlwZXNdLnhtbJSRQU7DMBBF&#10;90jcwfIWJU67QAgl6YK0S0CoHGBkTxKLZGx5TGhvj5O2G0SRWNoz/78nu9wcxkFMGNg6quQqL6RA&#10;0s5Y6ir5vt9lD1JwBDIwOMJKHpHlpr69KfdHjyxSmriSfYz+USnWPY7AufNIadK6MEJMx9ApD/oD&#10;OlTrorhX2lFEilmcO2RdNtjC5xDF9pCuTyYBB5bi6bQ4syoJ3g9WQ0ymaiLzg5KdCXlKLjvcW893&#10;SUOqXwnz5DrgnHtJTxOsQfEKIT7DmDSUCaxw7Rqn8787ZsmRM9e2VmPeBN4uqYvTtW7jvijg9N/y&#10;JsXecLq0q+WD6m8AAAD//wMAUEsDBBQABgAIAAAAIQA4/SH/1gAAAJQBAAALAAAAX3JlbHMvLnJl&#10;bHOkkMFqwzAMhu+DvYPRfXGawxijTi+j0GvpHsDYimMaW0Yy2fr2M4PBMnrbUb/Q94l/f/hMi1qR&#10;JVI2sOt6UJgd+ZiDgffL8ekFlFSbvV0oo4EbChzGx4f9GRdb25HMsYhqlCwG5lrLq9biZkxWOiqY&#10;22YiTra2kYMu1l1tQD30/bPm3wwYN0x18gb45AdQl1tp5j/sFB2T0FQ7R0nTNEV3j6o9feQzro1i&#10;OWA14Fm+Q8a1a8+Bvu/d/dMb2JY5uiPbhG/ktn4cqGU/er3pcvwCAAD//wMAUEsDBBQABgAIAAAA&#10;IQAH+3vYaAIAAJsFAAAOAAAAZHJzL2Uyb0RvYy54bWykVMlu2zAQvRfoPxC8N7KdrREiB0XcGAWC&#10;JEBc9ExT1IJSHHZIW87fd0gtdpy2h9QHYYYznOW9Z17f7BrNtgpdDSbj05MJZ8pIyGtTZvz76u7T&#10;Z86cFyYXGozK+Ity/Gb+8cN1a1M1gwp0rpBREePS1ma88t6mSeJkpRrhTsAqQ8ECsBGeXCyTHEVL&#10;1RudzCaTi6QFzC2CVM7R6aIL8nmsXxRK+seicMoznXGazccvxu86fJP5tUhLFLaqZT+GeMcUjagN&#10;NR1LLYQXbIP1m1JNLREcFP5EQpNAUdRSxR1om+nkaJslwsbGXcq0Le0IE0F7hNO7y8qH7RLts33C&#10;bnoy70H+dIRL0toyPYwHv9wn7wpswiVagu0ioi8jomrnmaTD86uz04sJAS8pNp1dkhkRlxXR8uaW&#10;rL7+814i0q5pHG0cpbWkHbeHx/0fPM+VsCqi7sL6T8jqnIanTS5nV9MpZ0Y0pORlL5qzsFEYgXID&#10;jr3nekj/iNLF6XkPxF+BClXHfUUqN84vFUTAxfbe+QhjmQ+WqAZL7sxgIsk/CF9H4XvOSPjIGQl/&#10;3dFghQ/3AovBZO2esXDWwFatIEb9EVk02j6qzWHWyPkgB8rtMsgIbeJiY2s6PFxOmzBFJ5XQ2YGu&#10;87ta6+hgub7VyLYi/J3jr8fpVZpF5xfCVV1eDPVp2kRdu7SjJ9C2hvyFOG6Jzoy7XxuBijP9zZCK&#10;woMxGDgY68FAr28hPisRIeq52v0QaFlon3FP1D7AICaRDqwFEMbccNPAl42Hog6UkrCHiXqHhB2t&#10;+AKQ9eqJOfRj1v5Nnf8GAAD//wMAUEsDBBQABgAIAAAAIQCSQ14H2gAAAAMBAAAPAAAAZHJzL2Rv&#10;d25yZXYueG1sTI9BS8NAEIXvgv9hGcGb3aTFojGbUop6KoKtIN6m2WkSmp0N2W2S/ntHL3p58HjD&#10;e9/kq8m1aqA+NJ4NpLMEFHHpbcOVgY/9y90DqBCRLbaeycCFAqyK66scM+tHfqdhFyslJRwyNFDH&#10;2GVah7Imh2HmO2LJjr53GMX2lbY9jlLuWj1PkqV22LAs1NjRpqbytDs7A68jjutF+jxsT8fN5Wt/&#10;//a5TcmY25tp/QQq0hT/juEHX9ChEKaDP7MNqjUgj8RflexxsRR7MDBPQBe5/s9efAMAAP//AwBQ&#10;SwECLQAUAAYACAAAACEAtoM4kv4AAADhAQAAEwAAAAAAAAAAAAAAAAAAAAAAW0NvbnRlbnRfVHlw&#10;ZXNdLnhtbFBLAQItABQABgAIAAAAIQA4/SH/1gAAAJQBAAALAAAAAAAAAAAAAAAAAC8BAABfcmVs&#10;cy8ucmVsc1BLAQItABQABgAIAAAAIQAH+3vYaAIAAJsFAAAOAAAAAAAAAAAAAAAAAC4CAABkcnMv&#10;ZTJvRG9jLnhtbFBLAQItABQABgAIAAAAIQCSQ14H2gAAAAMBAAAPAAAAAAAAAAAAAAAAAMIEAABk&#10;cnMvZG93bnJldi54bWxQSwUGAAAAAAQABADzAAAAyQUAAAAA&#10;">
                 <v:shape id="Graphic 4" o:spid="_x0000_s1027" style="position:absolute;top:63;width:59436;height:13;visibility:visible;mso-wrap-style:square;v-text-anchor:top" coordsize="5943600,1270" o:gfxdata="UEsDBBQABgAIAAAAIQDb4fbL7gAAAIUBAAATAAAAW0NvbnRlbnRfVHlwZXNdLnhtbHyQz07DMAyH&#10;70i8Q+QralM4IITa7kDhCAiNB7ASt43WOlEcyvb2pNu4IODoPz9/n1xv9vOkForiPDdwXVagiI23&#10;jocG3rdPxR0oScgWJ8/UwIEENu3lRb09BBKV0ywNjCmFe63FjDSjlD4Q50nv44wpl3HQAc0OB9I3&#10;VXWrjedEnIq03oC27qjHjympx31un0wiTQLq4bS4shrAECZnMGVTvbD9QSnOhDInjzsyuiBXWQP0&#10;r4R18jfgnHvJr4nOknrFmJ5xzhraRtHWf3Kkpfz/yGo5S+H73hkquyhdjr3R8m2lj09svwAAAP//&#10;AwBQSwMEFAAGAAgAAAAhAFr0LFu/AAAAFQEAAAsAAABfcmVscy8ucmVsc2zPwWrDMAwG4Ptg72B0&#10;X5TuUMaI01uh19I+gLGVxCy2jGSy9e1nemrHjpL4P0nD4SetZiPRyNnCruvBUPYcYp4tXC/Htw8w&#10;Wl0ObuVMFm6kcBhfX4Yzra62kC6xqGlKVgtLreUTUf1CyWnHhXKbTCzJ1VbKjMX5LzcTvvf9HuXR&#10;gPHJNKdgQU5hB+ZyK23zHztFL6w81c5zQp6m6P9TMfB3PtPWFCczVQtB9N4U2rp2HOA44NMz4y8A&#10;AAD//wMAUEsDBBQABgAIAAAAIQD48cFTxgAAAOIAAAAPAAAAZHJzL2Rvd25yZXYueG1sRE9da8Iw&#10;FH0X9h/CHextpnWjajXK2BgMhcE0+Hxprm2xuSlNart/vwgDHw/ne70dbSOu1PnasYJ0moAgLpyp&#10;uVSgj5/PCxA+IBtsHJOCX/Kw3TxM1pgbN/APXQ+hFDGEfY4KqhDaXEpfVGTRT11LHLmz6yyGCLtS&#10;mg6HGG4bOUuSTFqsOTZU2NJ7RcXl0FsF3J8+hlTri/7et/OsP+30XmZKPT2ObysQgcZwF/+7v0yc&#10;v3x9mc+WaQq3SxGD3PwBAAD//wMAUEsBAi0AFAAGAAgAAAAhANvh9svuAAAAhQEAABMAAAAAAAAA&#10;AAAAAAAAAAAAAFtDb250ZW50X1R5cGVzXS54bWxQSwECLQAUAAYACAAAACEAWvQsW78AAAAVAQAA&#10;CwAAAAAAAAAAAAAAAAAfAQAAX3JlbHMvLnJlbHNQSwECLQAUAAYACAAAACEA+PHBU8YAAADiAAAA&#10;DwAAAAAAAAAAAAAAAAAHAgAAZHJzL2Rvd25yZXYueG1sUEsFBgAAAAADAAMAtwAAAPoCAAAAAA==&#10;" path="m,l5943600,e" filled="f" strokeweight="1pt">
                   <v:path arrowok="t"/>
                 </v:shape>
@@ -307,7 +307,7 @@
           </mc:Choice>
           <mc:Fallback>
             <w:pict>
-              <v:shape w14:anchorId="39208C63" id="Graphic 5" o:spid="_x0000_s1026" style="position:absolute;margin-left:1in;margin-top:3.6pt;width:468pt;height:.1pt;z-index:-15718400;visibility:visible;mso-wrap-style:square;mso-wrap-distance-left:0;mso-wrap-distance-top:0;mso-wrap-distance-right:0;mso-wrap-distance-bottom:0;mso-position-horizontal:absolute;mso-position-horizontal-relative:page;mso-position-vertical:absolute;mso-position-vertical-relative:text;v-text-anchor:top" coordsize="5943600,1270" o:gfxdata="UEsDBBQABgAIAAAAIQC2gziS/gAAAOEBAAATAAAAW0NvbnRlbnRfVHlwZXNdLnhtbJSRQU7DMBBF&#10;90jcwfIWJU67QAgl6YK0S0CoHGBkTxKLZGx5TGhvj5O2G0SRWNoz/78nu9wcxkFMGNg6quQqL6RA&#10;0s5Y6ir5vt9lD1JwBDIwOMJKHpHlpr69KfdHjyxSmriSfYz+USnWPY7AufNIadK6MEJMx9ApD/oD&#10;OlTrorhX2lFEilmcO2RdNtjC5xDF9pCuTyYBB5bi6bQ4syoJ3g9WQ0ymaiLzg5KdCXlKLjvcW893&#10;SUOqXwnz5DrgnHtJTxOsQfEKIT7DmDSUCaxw7Rqn8787ZsmRM9e2VmPeBN4uqYvTtW7jvijg9N/y&#10;JsXecLq0q+WD6m8AAAD//wMAUEsDBBQABgAIAAAAIQA4/SH/1gAAAJQBAAALAAAAX3JlbHMvLnJl&#10;bHOkkMFqwzAMhu+DvYPRfXGawxijTi+j0GvpHsDYimMaW0Yy2fr2M4PBMnrbUb/Q94l/f/hMi1qR&#10;JVI2sOt6UJgd+ZiDgffL8ekFlFSbvV0oo4EbChzGx4f9GRdb25HMsYhqlCwG5lrLq9biZkxWOiqY&#10;22YiTra2kYMu1l1tQD30/bPm3wwYN0x18gb45AdQl1tp5j/sFB2T0FQ7R0nTNEV3j6o9feQzro1i&#10;OWA14Fm+Q8a1a8+Bvu/d/dMb2JY5uiPbhG/ktn4cqGU/er3pcvwCAAD//wMAUEsDBBQABgAIAAAA&#10;IQAU4tR0DwIAAFwEAAAOAAAAZHJzL2Uyb0RvYy54bWysVFGP0zAMfkfiP0R5Z+0GHFCtO6GbDiGd&#10;jpNuiOcsTdeKNA52tnb/Hiddt3G8IfoQOfEX+7M/p8vbobPiYJBacKWcz3IpjNNQtW5Xyu+b+zcf&#10;paCgXKUsOFPKoyF5u3r9atn7wiygAVsZFBzEUdH7UjYh+CLLSDemUzQDbxw7a8BOBd7iLqtQ9Ry9&#10;s9kiz2+yHrDyCNoQ8el6dMpVil/XRodvdU0mCFtK5hbSimndxjVbLVWxQ+WbVp9oqH9g0anWcdJz&#10;qLUKSuyx/StU12oEgjrMNHQZ1HWrTaqBq5nnL6p5bpQ3qRZuDvlzm+j/hdWPh2f/hJE6+QfQP4k7&#10;kvWeirMnbuiEGWrsIpaJiyF18XjuohmC0Hz4/tO7tzc5N1uzb774kJqcqWK6q/cUvhhIcdThgcKo&#10;QTVZqpksPbjJRFYyamiThkEK1hClYA23o4ZehXgvkoum6C9E4lkHB7OB5A0vmDO1i9e6a9S5lKlK&#10;xo4INmIa7tVopNRsXxdnXWQRO5Cn2SCwbXXfWhtpEO62dxbFQcXJTF8shEP8AfNIYa2oGXHJdYJZ&#10;dxJq1CaqtIXq+ISi53EuJf3aKzRS2K+O5yXO/mTgZGwnA4O9g/RCUoc452b4odCLmL6UgaV9hGka&#10;VTGpFms/Y+NNB5/3Aeo2SpqGaGR02vAIpwJPzy2+ket9Ql1+CqvfAAAA//8DAFBLAwQUAAYACAAA&#10;ACEAVtSfoNwAAAAIAQAADwAAAGRycy9kb3ducmV2LnhtbEyPwWrDMBBE74X+g9hAb42cYJzgWg6h&#10;pZcGCk1Ezoq1tU2slbHk2P37bk7tcWaW2TfFbnaduOEQWk8KVssEBFLlbUu1An16f96CCNGQNZ0n&#10;VPCDAXbl40Nhcusn+sLbMdaCSyjkRkETY59LGaoGnQlL3yNx9u0HZyLLoZZ2MBOXu06ukySTzrTE&#10;HxrT42uD1fU4OgU0nt+mldZX/XnoN9l4/tAHmSn1tJj3LyAizvHvGO74jA4lM138SDaIjnWa8pao&#10;YLMGcc+TbcLGhY0UZFnI/wPKXwAAAP//AwBQSwECLQAUAAYACAAAACEAtoM4kv4AAADhAQAAEwAA&#10;AAAAAAAAAAAAAAAAAAAAW0NvbnRlbnRfVHlwZXNdLnhtbFBLAQItABQABgAIAAAAIQA4/SH/1gAA&#10;AJQBAAALAAAAAAAAAAAAAAAAAC8BAABfcmVscy8ucmVsc1BLAQItABQABgAIAAAAIQAU4tR0DwIA&#10;AFwEAAAOAAAAAAAAAAAAAAAAAC4CAABkcnMvZTJvRG9jLnhtbFBLAQItABQABgAIAAAAIQBW1J+g&#10;3AAAAAgBAAAPAAAAAAAAAAAAAAAAAGkEAABkcnMvZG93bnJldi54bWxQSwUGAAAAAAQABADzAAAA&#10;cgUAAAAA&#10;" path="m,l5943600,e" filled="f" strokeweight="1pt">
+              <v:shape w14:anchorId="36DD41AC" id="Graphic 5" o:spid="_x0000_s1026" style="position:absolute;margin-left:1in;margin-top:3.6pt;width:468pt;height:.1pt;z-index:-15718400;visibility:visible;mso-wrap-style:square;mso-wrap-distance-left:0;mso-wrap-distance-top:0;mso-wrap-distance-right:0;mso-wrap-distance-bottom:0;mso-position-horizontal:absolute;mso-position-horizontal-relative:page;mso-position-vertical:absolute;mso-position-vertical-relative:text;v-text-anchor:top" coordsize="5943600,1270" o:gfxdata="UEsDBBQABgAIAAAAIQC2gziS/gAAAOEBAAATAAAAW0NvbnRlbnRfVHlwZXNdLnhtbJSRQU7DMBBF&#10;90jcwfIWJU67QAgl6YK0S0CoHGBkTxKLZGx5TGhvj5O2G0SRWNoz/78nu9wcxkFMGNg6quQqL6RA&#10;0s5Y6ir5vt9lD1JwBDIwOMJKHpHlpr69KfdHjyxSmriSfYz+USnWPY7AufNIadK6MEJMx9ApD/oD&#10;OlTrorhX2lFEilmcO2RdNtjC5xDF9pCuTyYBB5bi6bQ4syoJ3g9WQ0ymaiLzg5KdCXlKLjvcW893&#10;SUOqXwnz5DrgnHtJTxOsQfEKIT7DmDSUCaxw7Rqn8787ZsmRM9e2VmPeBN4uqYvTtW7jvijg9N/y&#10;JsXecLq0q+WD6m8AAAD//wMAUEsDBBQABgAIAAAAIQA4/SH/1gAAAJQBAAALAAAAX3JlbHMvLnJl&#10;bHOkkMFqwzAMhu+DvYPRfXGawxijTi+j0GvpHsDYimMaW0Yy2fr2M4PBMnrbUb/Q94l/f/hMi1qR&#10;JVI2sOt6UJgd+ZiDgffL8ekFlFSbvV0oo4EbChzGx4f9GRdb25HMsYhqlCwG5lrLq9biZkxWOiqY&#10;22YiTra2kYMu1l1tQD30/bPm3wwYN0x18gb45AdQl1tp5j/sFB2T0FQ7R0nTNEV3j6o9feQzro1i&#10;OWA14Fm+Q8a1a8+Bvu/d/dMb2JY5uiPbhG/ktn4cqGU/er3pcvwCAAD//wMAUEsDBBQABgAIAAAA&#10;IQAU4tR0DwIAAFwEAAAOAAAAZHJzL2Uyb0RvYy54bWysVFGP0zAMfkfiP0R5Z+0GHFCtO6GbDiGd&#10;jpNuiOcsTdeKNA52tnb/Hiddt3G8IfoQOfEX+7M/p8vbobPiYJBacKWcz3IpjNNQtW5Xyu+b+zcf&#10;paCgXKUsOFPKoyF5u3r9atn7wiygAVsZFBzEUdH7UjYh+CLLSDemUzQDbxw7a8BOBd7iLqtQ9Ry9&#10;s9kiz2+yHrDyCNoQ8el6dMpVil/XRodvdU0mCFtK5hbSimndxjVbLVWxQ+WbVp9oqH9g0anWcdJz&#10;qLUKSuyx/StU12oEgjrMNHQZ1HWrTaqBq5nnL6p5bpQ3qRZuDvlzm+j/hdWPh2f/hJE6+QfQP4k7&#10;kvWeirMnbuiEGWrsIpaJiyF18XjuohmC0Hz4/tO7tzc5N1uzb774kJqcqWK6q/cUvhhIcdThgcKo&#10;QTVZqpksPbjJRFYyamiThkEK1hClYA23o4ZehXgvkoum6C9E4lkHB7OB5A0vmDO1i9e6a9S5lKlK&#10;xo4INmIa7tVopNRsXxdnXWQRO5Cn2SCwbXXfWhtpEO62dxbFQcXJTF8shEP8AfNIYa2oGXHJdYJZ&#10;dxJq1CaqtIXq+ISi53EuJf3aKzRS2K+O5yXO/mTgZGwnA4O9g/RCUoc452b4odCLmL6UgaV9hGka&#10;VTGpFms/Y+NNB5/3Aeo2SpqGaGR02vAIpwJPzy2+ket9Ql1+CqvfAAAA//8DAFBLAwQUAAYACAAA&#10;ACEAVtSfoNwAAAAIAQAADwAAAGRycy9kb3ducmV2LnhtbEyPwWrDMBBE74X+g9hAb42cYJzgWg6h&#10;pZcGCk1Ezoq1tU2slbHk2P37bk7tcWaW2TfFbnaduOEQWk8KVssEBFLlbUu1An16f96CCNGQNZ0n&#10;VPCDAXbl40Nhcusn+sLbMdaCSyjkRkETY59LGaoGnQlL3yNx9u0HZyLLoZZ2MBOXu06ukySTzrTE&#10;HxrT42uD1fU4OgU0nt+mldZX/XnoN9l4/tAHmSn1tJj3LyAizvHvGO74jA4lM138SDaIjnWa8pao&#10;YLMGcc+TbcLGhY0UZFnI/wPKXwAAAP//AwBQSwECLQAUAAYACAAAACEAtoM4kv4AAADhAQAAEwAA&#10;AAAAAAAAAAAAAAAAAAAAW0NvbnRlbnRfVHlwZXNdLnhtbFBLAQItABQABgAIAAAAIQA4/SH/1gAA&#10;AJQBAAALAAAAAAAAAAAAAAAAAC8BAABfcmVscy8ucmVsc1BLAQItABQABgAIAAAAIQAU4tR0DwIA&#10;AFwEAAAOAAAAAAAAAAAAAAAAAC4CAABkcnMvZTJvRG9jLnhtbFBLAQItABQABgAIAAAAIQBW1J+g&#10;3AAAAAgBAAAPAAAAAAAAAAAAAAAAAGkEAABkcnMvZG93bnJldi54bWxQSwUGAAAAAAQABADzAAAA&#10;cgUAAAAA&#10;" path="m,l5943600,e" filled="f" strokeweight="1pt">
                 <v:path arrowok="t"/>
                 <w10:wrap type="topAndBottom" anchorx="page"/>
               </v:shape>
@@ -13386,56 +13386,6 @@
                             </w:tblGrid>
                             <w:tr>
                               <w:trPr>
-                                <w:trHeight w:val="321"/>
-                              </w:trPr>
-                              <w:tc>
-                                <w:tcPr>
-                                  <w:tcW w:w="855" w:type="dxa"/>
-                                </w:tcPr>
-                                <w:p>
-                                  <w:pPr>
-                                    <w:pStyle w:val="TableParagraph"/>
-                                    <w:spacing w:before="30"/>
-                                    <w:ind w:left="201"/>
-                                  </w:pPr>
-                                  <w:r>
-                                    <w:rPr>
-                                      <w:spacing w:val="-2"/>
-                                    </w:rPr>
-                                    <w:t>Dest.</w:t>
-                                  </w:r>
-                                </w:p>
-                              </w:tc>
-                              <w:tc>
-                                <w:tcPr>
-                                  <w:tcW w:w="1354" w:type="dxa"/>
-                                </w:tcPr>
-                                <w:p>
-                                  <w:pPr>
-                                    <w:pStyle w:val="TableParagraph"/>
-                                    <w:spacing w:before="30"/>
-                                    <w:ind w:left="201"/>
-                                  </w:pPr>
-                                  <w:r>
-                                    <w:t>Hop,</w:t>
-                                  </w:r>
-                                  <w:r>
-                                    <w:rPr>
-                                      <w:spacing w:val="-4"/>
-                                    </w:rPr>
-                                    <w:t xml:space="preserve"> </w:t>
-                                  </w:r>
-                                  <w:r>
-                                    <w:rPr>
-                                      <w:spacing w:val="-2"/>
-                                    </w:rPr>
-                                    <w:t>Dist.</w:t>
-                                  </w:r>
-                                </w:p>
-                              </w:tc>
-                            </w:tr>
-                            <w:tr>
-                              <w:trPr>
                                 <w:trHeight w:val="420"/>
                               </w:trPr>
                               <w:tc>
@@ -13541,56 +13491,6 @@
                         <w:gridCol w:w="855"/>
                         <w:gridCol w:w="1354"/>
                       </w:tblGrid>
-                      <w:tr>
-                        <w:trPr>
-                          <w:trHeight w:val="321"/>
-                        </w:trPr>
-                        <w:tc>
-                          <w:tcPr>
-                            <w:tcW w:w="855" w:type="dxa"/>
-                          </w:tcPr>
-                          <w:p>
-                            <w:pPr>
-                              <w:pStyle w:val="TableParagraph"/>
-                              <w:spacing w:before="30"/>
-                              <w:ind w:left="201"/>
-                            </w:pPr>
-                            <w:r>
-                              <w:rPr>
-                                <w:spacing w:val="-2"/>
-                              </w:rPr>
-                              <w:t>Dest.</w:t>
-                            </w:r>
-                          </w:p>
-                        </w:tc>
-                        <w:tc>
-                          <w:tcPr>
-                            <w:tcW w:w="1354" w:type="dxa"/>
-                          </w:tcPr>
-                          <w:p>
-                            <w:pPr>
-                              <w:pStyle w:val="TableParagraph"/>
-                              <w:spacing w:before="30"/>
-                              <w:ind w:left="201"/>
-                            </w:pPr>
-                            <w:r>
-                              <w:t>Hop,</w:t>
-                            </w:r>
-                            <w:r>
-                              <w:rPr>
-                                <w:spacing w:val="-4"/>
-                              </w:rPr>
-                              <w:t xml:space="preserve"> </w:t>
-                            </w:r>
-                            <w:r>
-                              <w:rPr>
-                                <w:spacing w:val="-2"/>
-                              </w:rPr>
-                              <w:t>Dist.</w:t>
-                            </w:r>
-                          </w:p>
-                        </w:tc>
-                      </w:tr>
                       <w:tr>
                         <w:trPr>
                           <w:trHeight w:val="420"/>
@@ -13732,56 +13632,6 @@
                             </w:tblGrid>
                             <w:tr>
                               <w:trPr>
-                                <w:trHeight w:val="321"/>
-                              </w:trPr>
-                              <w:tc>
-                                <w:tcPr>
-                                  <w:tcW w:w="855" w:type="dxa"/>
-                                </w:tcPr>
-                                <w:p>
-                                  <w:pPr>
-                                    <w:pStyle w:val="TableParagraph"/>
-                                    <w:spacing w:before="30"/>
-                                    <w:ind w:left="201"/>
-                                  </w:pPr>
-                                  <w:r>
-                                    <w:rPr>
-                                      <w:spacing w:val="-2"/>
-                                    </w:rPr>
-                                    <w:t>Dest.</w:t>
-                                  </w:r>
-                                </w:p>
-                              </w:tc>
-                              <w:tc>
-                                <w:tcPr>
-                                  <w:tcW w:w="1354" w:type="dxa"/>
-                                </w:tcPr>
-                                <w:p>
-                                  <w:pPr>
-                                    <w:pStyle w:val="TableParagraph"/>
-                                    <w:spacing w:before="30"/>
-                                    <w:ind w:left="201"/>
-                                  </w:pPr>
-                                  <w:r>
-                                    <w:t>Hop,</w:t>
-                                  </w:r>
-                                  <w:r>
-                                    <w:rPr>
-                                      <w:spacing w:val="-4"/>
-                                    </w:rPr>
-                                    <w:t xml:space="preserve"> </w:t>
-                                  </w:r>
-                                  <w:r>
-                                    <w:rPr>
-                                      <w:spacing w:val="-2"/>
-                                    </w:rPr>
-                                    <w:t>Dist.</w:t>
-                                  </w:r>
-                                </w:p>
-                              </w:tc>
-                            </w:tr>
-                            <w:tr>
-                              <w:trPr>
                                 <w:trHeight w:val="420"/>
                               </w:trPr>
                               <w:tc>
@@ -13887,56 +13737,6 @@
                         <w:gridCol w:w="855"/>
                         <w:gridCol w:w="1354"/>
                       </w:tblGrid>
-                      <w:tr>
-                        <w:trPr>
-                          <w:trHeight w:val="321"/>
-                        </w:trPr>
-                        <w:tc>
-                          <w:tcPr>
-                            <w:tcW w:w="855" w:type="dxa"/>
-                          </w:tcPr>
-                          <w:p>
-                            <w:pPr>
-                              <w:pStyle w:val="TableParagraph"/>
-                              <w:spacing w:before="30"/>
-                              <w:ind w:left="201"/>
-                            </w:pPr>
-                            <w:r>
-                              <w:rPr>
-                                <w:spacing w:val="-2"/>
-                              </w:rPr>
-                              <w:t>Dest.</w:t>
-                            </w:r>
-                          </w:p>
-                        </w:tc>
-                        <w:tc>
-                          <w:tcPr>
-                            <w:tcW w:w="1354" w:type="dxa"/>
-                          </w:tcPr>
-                          <w:p>
-                            <w:pPr>
-                              <w:pStyle w:val="TableParagraph"/>
-                              <w:spacing w:before="30"/>
-                              <w:ind w:left="201"/>
-                            </w:pPr>
-                            <w:r>
-                              <w:t>Hop,</w:t>
-                            </w:r>
-                            <w:r>
-                              <w:rPr>
-                                <w:spacing w:val="-4"/>
-                              </w:rPr>
-                              <w:t xml:space="preserve"> </w:t>
-                            </w:r>
-                            <w:r>
-                              <w:rPr>
-                                <w:spacing w:val="-2"/>
-                              </w:rPr>
-                              <w:t>Dist.</w:t>
-                            </w:r>
-                          </w:p>
-                        </w:tc>
-                      </w:tr>
                       <w:tr>
                         <w:trPr>
                           <w:trHeight w:val="420"/>
@@ -14078,56 +13878,6 @@
                             </w:tblGrid>
                             <w:tr>
                               <w:trPr>
-                                <w:trHeight w:val="321"/>
-                              </w:trPr>
-                              <w:tc>
-                                <w:tcPr>
-                                  <w:tcW w:w="855" w:type="dxa"/>
-                                </w:tcPr>
-                                <w:p>
-                                  <w:pPr>
-                                    <w:pStyle w:val="TableParagraph"/>
-                                    <w:spacing w:before="30"/>
-                                    <w:ind w:left="201"/>
-                                  </w:pPr>
-                                  <w:r>
-                                    <w:rPr>
-                                      <w:spacing w:val="-2"/>
-                                    </w:rPr>
-                                    <w:t>Dest.</w:t>
-                                  </w:r>
-                                </w:p>
-                              </w:tc>
-                              <w:tc>
-                                <w:tcPr>
-                                  <w:tcW w:w="1354" w:type="dxa"/>
-                                </w:tcPr>
-                                <w:p>
-                                  <w:pPr>
-                                    <w:pStyle w:val="TableParagraph"/>
-                                    <w:spacing w:before="30"/>
-                                    <w:ind w:left="201"/>
-                                  </w:pPr>
-                                  <w:r>
-                                    <w:t>Hop,</w:t>
-                                  </w:r>
-                                  <w:r>
-                                    <w:rPr>
-                                      <w:spacing w:val="-4"/>
-                                    </w:rPr>
-                                    <w:t xml:space="preserve"> </w:t>
-                                  </w:r>
-                                  <w:r>
-                                    <w:rPr>
-                                      <w:spacing w:val="-2"/>
-                                    </w:rPr>
-                                    <w:t>Dist.</w:t>
-                                  </w:r>
-                                </w:p>
-                              </w:tc>
-                            </w:tr>
-                            <w:tr>
-                              <w:trPr>
                                 <w:trHeight w:val="420"/>
                               </w:trPr>
                               <w:tc>
@@ -14233,56 +13983,6 @@
                         <w:gridCol w:w="855"/>
                         <w:gridCol w:w="1354"/>
                       </w:tblGrid>
-                      <w:tr>
-                        <w:trPr>
-                          <w:trHeight w:val="321"/>
-                        </w:trPr>
-                        <w:tc>
-                          <w:tcPr>
-                            <w:tcW w:w="855" w:type="dxa"/>
-                          </w:tcPr>
-                          <w:p>
-                            <w:pPr>
-                              <w:pStyle w:val="TableParagraph"/>
-                              <w:spacing w:before="30"/>
-                              <w:ind w:left="201"/>
-                            </w:pPr>
-                            <w:r>
-                              <w:rPr>
-                                <w:spacing w:val="-2"/>
-                              </w:rPr>
-                              <w:t>Dest.</w:t>
-                            </w:r>
-                          </w:p>
-                        </w:tc>
-                        <w:tc>
-                          <w:tcPr>
-                            <w:tcW w:w="1354" w:type="dxa"/>
-                          </w:tcPr>
-                          <w:p>
-                            <w:pPr>
-                              <w:pStyle w:val="TableParagraph"/>
-                              <w:spacing w:before="30"/>
-                              <w:ind w:left="201"/>
-                            </w:pPr>
-                            <w:r>
-                              <w:t>Hop,</w:t>
-                            </w:r>
-                            <w:r>
-                              <w:rPr>
-                                <w:spacing w:val="-4"/>
-                              </w:rPr>
-                              <w:t xml:space="preserve"> </w:t>
-                            </w:r>
-                            <w:r>
-                              <w:rPr>
-                                <w:spacing w:val="-2"/>
-                              </w:rPr>
-                              <w:t>Dist.</w:t>
-                            </w:r>
-                          </w:p>
-                        </w:tc>
-                      </w:tr>
                       <w:tr>
                         <w:trPr>
                           <w:trHeight w:val="420"/>
@@ -14424,56 +14124,6 @@
                             </w:tblGrid>
                             <w:tr>
                               <w:trPr>
-                                <w:trHeight w:val="321"/>
-                              </w:trPr>
-                              <w:tc>
-                                <w:tcPr>
-                                  <w:tcW w:w="855" w:type="dxa"/>
-                                </w:tcPr>
-                                <w:p>
-                                  <w:pPr>
-                                    <w:pStyle w:val="TableParagraph"/>
-                                    <w:spacing w:before="30"/>
-                                    <w:ind w:left="201"/>
-                                  </w:pPr>
-                                  <w:r>
-                                    <w:rPr>
-                                      <w:spacing w:val="-2"/>
-                                    </w:rPr>
-                                    <w:t>Dest.</w:t>
-                                  </w:r>
-                                </w:p>
-                              </w:tc>
-                              <w:tc>
-                                <w:tcPr>
-                                  <w:tcW w:w="1354" w:type="dxa"/>
-                                </w:tcPr>
-                                <w:p>
-                                  <w:pPr>
-                                    <w:pStyle w:val="TableParagraph"/>
-                                    <w:spacing w:before="30"/>
-                                    <w:ind w:left="201"/>
-                                  </w:pPr>
-                                  <w:r>
-                                    <w:t>Hop,</w:t>
-                                  </w:r>
-                                  <w:r>
-                                    <w:rPr>
-                                      <w:spacing w:val="-4"/>
-                                    </w:rPr>
-                                    <w:t xml:space="preserve"> </w:t>
-                                  </w:r>
-                                  <w:r>
-                                    <w:rPr>
-                                      <w:spacing w:val="-2"/>
-                                    </w:rPr>
-                                    <w:t>Dist.</w:t>
-                                  </w:r>
-                                </w:p>
-                              </w:tc>
-                            </w:tr>
-                            <w:tr>
-                              <w:trPr>
                                 <w:trHeight w:val="420"/>
                               </w:trPr>
                               <w:tc>
@@ -14579,56 +14229,6 @@
                         <w:gridCol w:w="855"/>
                         <w:gridCol w:w="1354"/>
                       </w:tblGrid>
-                      <w:tr>
-                        <w:trPr>
-                          <w:trHeight w:val="321"/>
-                        </w:trPr>
-                        <w:tc>
-                          <w:tcPr>
-                            <w:tcW w:w="855" w:type="dxa"/>
-                          </w:tcPr>
-                          <w:p>
-                            <w:pPr>
-                              <w:pStyle w:val="TableParagraph"/>
-                              <w:spacing w:before="30"/>
-                              <w:ind w:left="201"/>
-                            </w:pPr>
-                            <w:r>
-                              <w:rPr>
-                                <w:spacing w:val="-2"/>
-                              </w:rPr>
-                              <w:t>Dest.</w:t>
-                            </w:r>
-                          </w:p>
-                        </w:tc>
-                        <w:tc>
-                          <w:tcPr>
-                            <w:tcW w:w="1354" w:type="dxa"/>
-                          </w:tcPr>
-                          <w:p>
-                            <w:pPr>
-                              <w:pStyle w:val="TableParagraph"/>
-                              <w:spacing w:before="30"/>
-                              <w:ind w:left="201"/>
-                            </w:pPr>
-                            <w:r>
-                              <w:t>Hop,</w:t>
-                            </w:r>
-                            <w:r>
-                              <w:rPr>
-                                <w:spacing w:val="-4"/>
-                              </w:rPr>
-                              <w:t xml:space="preserve"> </w:t>
-                            </w:r>
-                            <w:r>
-                              <w:rPr>
-                                <w:spacing w:val="-2"/>
-                              </w:rPr>
-                              <w:t>Dist.</w:t>
-                            </w:r>
-                          </w:p>
-                        </w:tc>
-                      </w:tr>
                       <w:tr>
                         <w:trPr>
                           <w:trHeight w:val="420"/>
@@ -31534,14 +31134,7 @@
           <w:spacing w:val="-2"/>
           <w:w w:val="105"/>
         </w:rPr>
-        <w:t xml:space="preserve"> </w:t>
-      </w:r>
-      <w:r>
-        <w:rPr>
-          <w:spacing w:val="-2"/>
-          <w:w w:val="105"/>
-        </w:rPr>
-        <w:t>The topology, reprinted for your convenience:</w:t>
+        <w:t xml:space="preserve"> The topology, reprinted for your convenience:</w:t>
       </w:r>
     </w:p>
     <w:p>
@@ -32573,7 +32166,7 @@
           </mc:Choice>
           <mc:Fallback>
             <w:pict>
-              <v:shape w14:anchorId="3D9AA4F0" id="Graphic 215" o:spid="_x0000_s1026" style="position:absolute;margin-left:151.4pt;margin-top:69.15pt;width:72.85pt;height:19.25pt;z-index:-251668992;visibility:visible;mso-wrap-style:square;mso-wrap-distance-left:0;mso-wrap-distance-top:0;mso-wrap-distance-right:0;mso-wrap-distance-bottom:0;mso-position-horizontal:absolute;mso-position-horizontal-relative:page;mso-position-vertical:absolute;mso-position-vertical-relative:text;v-text-anchor:top" coordsize="925194,244475" o:gfxdata="UEsDBBQABgAIAAAAIQC2gziS/gAAAOEBAAATAAAAW0NvbnRlbnRfVHlwZXNdLnhtbJSRQU7DMBBF&#10;90jcwfIWJU67QAgl6YK0S0CoHGBkTxKLZGx5TGhvj5O2G0SRWNoz/78nu9wcxkFMGNg6quQqL6RA&#10;0s5Y6ir5vt9lD1JwBDIwOMJKHpHlpr69KfdHjyxSmriSfYz+USnWPY7AufNIadK6MEJMx9ApD/oD&#10;OlTrorhX2lFEilmcO2RdNtjC5xDF9pCuTyYBB5bi6bQ4syoJ3g9WQ0ymaiLzg5KdCXlKLjvcW893&#10;SUOqXwnz5DrgnHtJTxOsQfEKIT7DmDSUCaxw7Rqn8787ZsmRM9e2VmPeBN4uqYvTtW7jvijg9N/y&#10;JsXecLq0q+WD6m8AAAD//wMAUEsDBBQABgAIAAAAIQA4/SH/1gAAAJQBAAALAAAAX3JlbHMvLnJl&#10;bHOkkMFqwzAMhu+DvYPRfXGawxijTi+j0GvpHsDYimMaW0Yy2fr2M4PBMnrbUb/Q94l/f/hMi1qR&#10;JVI2sOt6UJgd+ZiDgffL8ekFlFSbvV0oo4EbChzGx4f9GRdb25HMsYhqlCwG5lrLq9biZkxWOiqY&#10;22YiTra2kYMu1l1tQD30/bPm3wwYN0x18gb45AdQl1tp5j/sFB2T0FQ7R0nTNEV3j6o9feQzro1i&#10;OWA14Fm+Q8a1a8+Bvu/d/dMb2JY5uiPbhG/ktn4cqGU/er3pcvwCAAD//wMAUEsDBBQABgAIAAAA&#10;IQCK/KVMOgIAAOoEAAAOAAAAZHJzL2Uyb0RvYy54bWysVMFu2zAMvQ/YPwi6L07dpF2NOsXQosOA&#10;oivQDDsrshwbk0VNVOLk70fJlpN1l2GYDzJlPlHk46Nv7w6dZnvlsAVT8ovZnDNlJFSt2Zb82/rx&#10;w0fO0AtTCQ1GlfyokN+t3r+77W2hcmhAV8oxCmKw6G3JG+9tkWUoG9UJnIFVhpw1uE542rptVjnR&#10;U/ROZ/l8fpX14CrrQCpE+vowOPkqxq9rJf3XukblmS455ebj6uK6CWu2uhXF1gnbtHJMQ/xDFp1o&#10;DV06hXoQXrCda/8I1bXSAULtZxK6DOq6lSrWQNVczN9U89oIq2ItRA7aiSb8f2Hl8/7VvriQOton&#10;kD+QGMl6i8XkCRscMYfadQFLibNDZPE4sagOnkn6eJMvL24WnEly5YvF4noZWM5EkQ7LHfrPCmIg&#10;sX9CPzShSpZokiUPJpmOWhmaqGMTPWfURMcZNXEzNNEKH86F7ILJ+lMmzZRI8HawV2uIOP+mCEry&#10;5NXmHHWTL5bXJOZUL0ETIL1tDHcGpOov83ysPqHSe0CTJgea/g4YBXt2tdSAamA3FB1pnogg3DnV&#10;2gROri6X86hUBN1Wj63WgQl02829dmwvwpzEZ0z7N5h16B8ENgMuuqbqRtkMSgma2UB1fHGsp+Eq&#10;Of7cCac4018MqTdMYjJcMjbJcF7fQ5zX2CS6c334Lpxl4fqSexLaM6TZEEWSEJUbAAM2nDTwaeeh&#10;boO+oqSHjMYNDVSkaxz+MLHn+4g6/aJWvwAAAP//AwBQSwMEFAAGAAgAAAAhAMovQxvhAAAACwEA&#10;AA8AAABkcnMvZG93bnJldi54bWxMj8FOwzAQRO9I/IO1SNyoQ1LaKMSpqooKUC9Q+gFusk2ixuvI&#10;dpOUr2c5wXF2RjNv89VkOjGg860lBY+zCARSaauWagWHr+1DCsIHTZXuLKGCK3pYFbc3uc4qO9In&#10;DvtQCy4hn2kFTQh9JqUvGzTaz2yPxN7JOqMDS1fLyumRy00n4yhaSKNb4oVG97hpsDzvL0bB7vt0&#10;HdfmYzi8nd83L6/SuW28VOr+blo/gwg4hb8w/OIzOhTMdLQXqrzoFCRRzOiBjSRNQHBiPk+fQBz5&#10;slykIItc/v+h+AEAAP//AwBQSwECLQAUAAYACAAAACEAtoM4kv4AAADhAQAAEwAAAAAAAAAAAAAA&#10;AAAAAAAAW0NvbnRlbnRfVHlwZXNdLnhtbFBLAQItABQABgAIAAAAIQA4/SH/1gAAAJQBAAALAAAA&#10;AAAAAAAAAAAAAC8BAABfcmVscy8ucmVsc1BLAQItABQABgAIAAAAIQCK/KVMOgIAAOoEAAAOAAAA&#10;AAAAAAAAAAAAAC4CAABkcnMvZTJvRG9jLnhtbFBLAQItABQABgAIAAAAIQDKL0Mb4QAAAAsBAAAP&#10;AAAAAAAAAAAAAAAAAJQEAABkcnMvZG93bnJldi54bWxQSwUGAAAAAAQABADzAAAAogUAAAAA&#10;" path="m,l924578,r,244322l,244322,,xe" filled="f" strokeweight=".5pt">
+              <v:shape w14:anchorId="7B0B7DCB" id="Graphic 215" o:spid="_x0000_s1026" style="position:absolute;margin-left:151.4pt;margin-top:69.15pt;width:72.85pt;height:19.25pt;z-index:-251668992;visibility:visible;mso-wrap-style:square;mso-wrap-distance-left:0;mso-wrap-distance-top:0;mso-wrap-distance-right:0;mso-wrap-distance-bottom:0;mso-position-horizontal:absolute;mso-position-horizontal-relative:page;mso-position-vertical:absolute;mso-position-vertical-relative:text;v-text-anchor:top" coordsize="925194,244475" o:gfxdata="UEsDBBQABgAIAAAAIQC2gziS/gAAAOEBAAATAAAAW0NvbnRlbnRfVHlwZXNdLnhtbJSRQU7DMBBF&#10;90jcwfIWJU67QAgl6YK0S0CoHGBkTxKLZGx5TGhvj5O2G0SRWNoz/78nu9wcxkFMGNg6quQqL6RA&#10;0s5Y6ir5vt9lD1JwBDIwOMJKHpHlpr69KfdHjyxSmriSfYz+USnWPY7AufNIadK6MEJMx9ApD/oD&#10;OlTrorhX2lFEilmcO2RdNtjC5xDF9pCuTyYBB5bi6bQ4syoJ3g9WQ0ymaiLzg5KdCXlKLjvcW893&#10;SUOqXwnz5DrgnHtJTxOsQfEKIT7DmDSUCaxw7Rqn8787ZsmRM9e2VmPeBN4uqYvTtW7jvijg9N/y&#10;JsXecLq0q+WD6m8AAAD//wMAUEsDBBQABgAIAAAAIQA4/SH/1gAAAJQBAAALAAAAX3JlbHMvLnJl&#10;bHOkkMFqwzAMhu+DvYPRfXGawxijTi+j0GvpHsDYimMaW0Yy2fr2M4PBMnrbUb/Q94l/f/hMi1qR&#10;JVI2sOt6UJgd+ZiDgffL8ekFlFSbvV0oo4EbChzGx4f9GRdb25HMsYhqlCwG5lrLq9biZkxWOiqY&#10;22YiTra2kYMu1l1tQD30/bPm3wwYN0x18gb45AdQl1tp5j/sFB2T0FQ7R0nTNEV3j6o9feQzro1i&#10;OWA14Fm+Q8a1a8+Bvu/d/dMb2JY5uiPbhG/ktn4cqGU/er3pcvwCAAD//wMAUEsDBBQABgAIAAAA&#10;IQCK/KVMOgIAAOoEAAAOAAAAZHJzL2Uyb0RvYy54bWysVMFu2zAMvQ/YPwi6L07dpF2NOsXQosOA&#10;oivQDDsrshwbk0VNVOLk70fJlpN1l2GYDzJlPlHk46Nv7w6dZnvlsAVT8ovZnDNlJFSt2Zb82/rx&#10;w0fO0AtTCQ1GlfyokN+t3r+77W2hcmhAV8oxCmKw6G3JG+9tkWUoG9UJnIFVhpw1uE542rptVjnR&#10;U/ROZ/l8fpX14CrrQCpE+vowOPkqxq9rJf3XukblmS455ebj6uK6CWu2uhXF1gnbtHJMQ/xDFp1o&#10;DV06hXoQXrCda/8I1bXSAULtZxK6DOq6lSrWQNVczN9U89oIq2ItRA7aiSb8f2Hl8/7VvriQOton&#10;kD+QGMl6i8XkCRscMYfadQFLibNDZPE4sagOnkn6eJMvL24WnEly5YvF4noZWM5EkQ7LHfrPCmIg&#10;sX9CPzShSpZokiUPJpmOWhmaqGMTPWfURMcZNXEzNNEKH86F7ILJ+lMmzZRI8HawV2uIOP+mCEry&#10;5NXmHHWTL5bXJOZUL0ETIL1tDHcGpOov83ysPqHSe0CTJgea/g4YBXt2tdSAamA3FB1pnogg3DnV&#10;2gROri6X86hUBN1Wj63WgQl02829dmwvwpzEZ0z7N5h16B8ENgMuuqbqRtkMSgma2UB1fHGsp+Eq&#10;Of7cCac4018MqTdMYjJcMjbJcF7fQ5zX2CS6c334Lpxl4fqSexLaM6TZEEWSEJUbAAM2nDTwaeeh&#10;boO+oqSHjMYNDVSkaxz+MLHn+4g6/aJWvwAAAP//AwBQSwMEFAAGAAgAAAAhAMovQxvhAAAACwEA&#10;AA8AAABkcnMvZG93bnJldi54bWxMj8FOwzAQRO9I/IO1SNyoQ1LaKMSpqooKUC9Q+gFusk2ixuvI&#10;dpOUr2c5wXF2RjNv89VkOjGg860lBY+zCARSaauWagWHr+1DCsIHTZXuLKGCK3pYFbc3uc4qO9In&#10;DvtQCy4hn2kFTQh9JqUvGzTaz2yPxN7JOqMDS1fLyumRy00n4yhaSKNb4oVG97hpsDzvL0bB7vt0&#10;HdfmYzi8nd83L6/SuW28VOr+blo/gwg4hb8w/OIzOhTMdLQXqrzoFCRRzOiBjSRNQHBiPk+fQBz5&#10;slykIItc/v+h+AEAAP//AwBQSwECLQAUAAYACAAAACEAtoM4kv4AAADhAQAAEwAAAAAAAAAAAAAA&#10;AAAAAAAAW0NvbnRlbnRfVHlwZXNdLnhtbFBLAQItABQABgAIAAAAIQA4/SH/1gAAAJQBAAALAAAA&#10;AAAAAAAAAAAAAC8BAABfcmVscy8ucmVsc1BLAQItABQABgAIAAAAIQCK/KVMOgIAAOoEAAAOAAAA&#10;AAAAAAAAAAAAAC4CAABkcnMvZTJvRG9jLnhtbFBLAQItABQABgAIAAAAIQDKL0Mb4QAAAAsBAAAP&#10;AAAAAAAAAAAAAAAAAJQEAABkcnMvZG93bnJldi54bWxQSwUGAAAAAAQABADzAAAAogUAAAAA&#10;" path="m,l924578,r,244322l,244322,,xe" filled="f" strokeweight=".5pt">
                 <v:path arrowok="t"/>
                 <w10:wrap anchorx="page"/>
               </v:shape>
@@ -32662,7 +32255,7 @@
           </mc:Choice>
           <mc:Fallback>
             <w:pict>
-              <v:shape w14:anchorId="6B5187A8" id="Graphic 216" o:spid="_x0000_s1026" style="position:absolute;margin-left:234.2pt;margin-top:69.15pt;width:72.85pt;height:19.25pt;z-index:-251666944;visibility:visible;mso-wrap-style:square;mso-wrap-distance-left:0;mso-wrap-distance-top:0;mso-wrap-distance-right:0;mso-wrap-distance-bottom:0;mso-position-horizontal:absolute;mso-position-horizontal-relative:page;mso-position-vertical:absolute;mso-position-vertical-relative:text;v-text-anchor:top" coordsize="925194,244475" o:gfxdata="UEsDBBQABgAIAAAAIQC2gziS/gAAAOEBAAATAAAAW0NvbnRlbnRfVHlwZXNdLnhtbJSRQU7DMBBF&#10;90jcwfIWJU67QAgl6YK0S0CoHGBkTxKLZGx5TGhvj5O2G0SRWNoz/78nu9wcxkFMGNg6quQqL6RA&#10;0s5Y6ir5vt9lD1JwBDIwOMJKHpHlpr69KfdHjyxSmriSfYz+USnWPY7AufNIadK6MEJMx9ApD/oD&#10;OlTrorhX2lFEilmcO2RdNtjC5xDF9pCuTyYBB5bi6bQ4syoJ3g9WQ0ymaiLzg5KdCXlKLjvcW893&#10;SUOqXwnz5DrgnHtJTxOsQfEKIT7DmDSUCaxw7Rqn8787ZsmRM9e2VmPeBN4uqYvTtW7jvijg9N/y&#10;JsXecLq0q+WD6m8AAAD//wMAUEsDBBQABgAIAAAAIQA4/SH/1gAAAJQBAAALAAAAX3JlbHMvLnJl&#10;bHOkkMFqwzAMhu+DvYPRfXGawxijTi+j0GvpHsDYimMaW0Yy2fr2M4PBMnrbUb/Q94l/f/hMi1qR&#10;JVI2sOt6UJgd+ZiDgffL8ekFlFSbvV0oo4EbChzGx4f9GRdb25HMsYhqlCwG5lrLq9biZkxWOiqY&#10;22YiTra2kYMu1l1tQD30/bPm3wwYN0x18gb45AdQl1tp5j/sFB2T0FQ7R0nTNEV3j6o9feQzro1i&#10;OWA14Fm+Q8a1a8+Bvu/d/dMb2JY5uiPbhG/ktn4cqGU/er3pcvwCAAD//wMAUEsDBBQABgAIAAAA&#10;IQCK/KVMOgIAAOoEAAAOAAAAZHJzL2Uyb0RvYy54bWysVMFu2zAMvQ/YPwi6L07dpF2NOsXQosOA&#10;oivQDDsrshwbk0VNVOLk70fJlpN1l2GYDzJlPlHk46Nv7w6dZnvlsAVT8ovZnDNlJFSt2Zb82/rx&#10;w0fO0AtTCQ1GlfyokN+t3r+77W2hcmhAV8oxCmKw6G3JG+9tkWUoG9UJnIFVhpw1uE542rptVjnR&#10;U/ROZ/l8fpX14CrrQCpE+vowOPkqxq9rJf3XukblmS455ebj6uK6CWu2uhXF1gnbtHJMQ/xDFp1o&#10;DV06hXoQXrCda/8I1bXSAULtZxK6DOq6lSrWQNVczN9U89oIq2ItRA7aiSb8f2Hl8/7VvriQOton&#10;kD+QGMl6i8XkCRscMYfadQFLibNDZPE4sagOnkn6eJMvL24WnEly5YvF4noZWM5EkQ7LHfrPCmIg&#10;sX9CPzShSpZokiUPJpmOWhmaqGMTPWfURMcZNXEzNNEKH86F7ILJ+lMmzZRI8HawV2uIOP+mCEry&#10;5NXmHHWTL5bXJOZUL0ETIL1tDHcGpOov83ysPqHSe0CTJgea/g4YBXt2tdSAamA3FB1pnogg3DnV&#10;2gROri6X86hUBN1Wj63WgQl02829dmwvwpzEZ0z7N5h16B8ENgMuuqbqRtkMSgma2UB1fHGsp+Eq&#10;Of7cCac4018MqTdMYjJcMjbJcF7fQ5zX2CS6c334Lpxl4fqSexLaM6TZEEWSEJUbAAM2nDTwaeeh&#10;boO+oqSHjMYNDVSkaxz+MLHn+4g6/aJWvwAAAP//AwBQSwMEFAAGAAgAAAAhAAOQ5eDhAAAACwEA&#10;AA8AAABkcnMvZG93bnJldi54bWxMj0FuwjAQRfeVuIM1lborTiAKURoHIQRqq24o5QAmNklEPI5s&#10;k4SevtNVu5z5T3/eFOvJdGzQzrcWBcTzCJjGyqoWawGnr/1zBswHiUp2FrWAu/awLmcPhcyVHfFT&#10;D8dQMypBn0sBTQh9zrmvGm2kn9teI2UX64wMNLqaKydHKjcdX0RRyo1skS40stfbRlfX480I+Pi+&#10;3MeNOQynt+v7dvfKndsvVkI8PU6bF2BBT+EPhl99UoeSnM72hsqzTkCSZgmhFCyzJTAi0jiJgZ1p&#10;s0oz4GXB//9Q/gAAAP//AwBQSwECLQAUAAYACAAAACEAtoM4kv4AAADhAQAAEwAAAAAAAAAAAAAA&#10;AAAAAAAAW0NvbnRlbnRfVHlwZXNdLnhtbFBLAQItABQABgAIAAAAIQA4/SH/1gAAAJQBAAALAAAA&#10;AAAAAAAAAAAAAC8BAABfcmVscy8ucmVsc1BLAQItABQABgAIAAAAIQCK/KVMOgIAAOoEAAAOAAAA&#10;AAAAAAAAAAAAAC4CAABkcnMvZTJvRG9jLnhtbFBLAQItABQABgAIAAAAIQADkOXg4QAAAAsBAAAP&#10;AAAAAAAAAAAAAAAAAJQEAABkcnMvZG93bnJldi54bWxQSwUGAAAAAAQABADzAAAAogUAAAAA&#10;" path="m,l924578,r,244322l,244322,,xe" filled="f" strokeweight=".5pt">
+              <v:shape w14:anchorId="6DD7A545" id="Graphic 216" o:spid="_x0000_s1026" style="position:absolute;margin-left:234.2pt;margin-top:69.15pt;width:72.85pt;height:19.25pt;z-index:-251666944;visibility:visible;mso-wrap-style:square;mso-wrap-distance-left:0;mso-wrap-distance-top:0;mso-wrap-distance-right:0;mso-wrap-distance-bottom:0;mso-position-horizontal:absolute;mso-position-horizontal-relative:page;mso-position-vertical:absolute;mso-position-vertical-relative:text;v-text-anchor:top" coordsize="925194,244475" o:gfxdata="UEsDBBQABgAIAAAAIQC2gziS/gAAAOEBAAATAAAAW0NvbnRlbnRfVHlwZXNdLnhtbJSRQU7DMBBF&#10;90jcwfIWJU67QAgl6YK0S0CoHGBkTxKLZGx5TGhvj5O2G0SRWNoz/78nu9wcxkFMGNg6quQqL6RA&#10;0s5Y6ir5vt9lD1JwBDIwOMJKHpHlpr69KfdHjyxSmriSfYz+USnWPY7AufNIadK6MEJMx9ApD/oD&#10;OlTrorhX2lFEilmcO2RdNtjC5xDF9pCuTyYBB5bi6bQ4syoJ3g9WQ0ymaiLzg5KdCXlKLjvcW893&#10;SUOqXwnz5DrgnHtJTxOsQfEKIT7DmDSUCaxw7Rqn8787ZsmRM9e2VmPeBN4uqYvTtW7jvijg9N/y&#10;JsXecLq0q+WD6m8AAAD//wMAUEsDBBQABgAIAAAAIQA4/SH/1gAAAJQBAAALAAAAX3JlbHMvLnJl&#10;bHOkkMFqwzAMhu+DvYPRfXGawxijTi+j0GvpHsDYimMaW0Yy2fr2M4PBMnrbUb/Q94l/f/hMi1qR&#10;JVI2sOt6UJgd+ZiDgffL8ekFlFSbvV0oo4EbChzGx4f9GRdb25HMsYhqlCwG5lrLq9biZkxWOiqY&#10;22YiTra2kYMu1l1tQD30/bPm3wwYN0x18gb45AdQl1tp5j/sFB2T0FQ7R0nTNEV3j6o9feQzro1i&#10;OWA14Fm+Q8a1a8+Bvu/d/dMb2JY5uiPbhG/ktn4cqGU/er3pcvwCAAD//wMAUEsDBBQABgAIAAAA&#10;IQCK/KVMOgIAAOoEAAAOAAAAZHJzL2Uyb0RvYy54bWysVMFu2zAMvQ/YPwi6L07dpF2NOsXQosOA&#10;oivQDDsrshwbk0VNVOLk70fJlpN1l2GYDzJlPlHk46Nv7w6dZnvlsAVT8ovZnDNlJFSt2Zb82/rx&#10;w0fO0AtTCQ1GlfyokN+t3r+77W2hcmhAV8oxCmKw6G3JG+9tkWUoG9UJnIFVhpw1uE542rptVjnR&#10;U/ROZ/l8fpX14CrrQCpE+vowOPkqxq9rJf3XukblmS455ebj6uK6CWu2uhXF1gnbtHJMQ/xDFp1o&#10;DV06hXoQXrCda/8I1bXSAULtZxK6DOq6lSrWQNVczN9U89oIq2ItRA7aiSb8f2Hl8/7VvriQOton&#10;kD+QGMl6i8XkCRscMYfadQFLibNDZPE4sagOnkn6eJMvL24WnEly5YvF4noZWM5EkQ7LHfrPCmIg&#10;sX9CPzShSpZokiUPJpmOWhmaqGMTPWfURMcZNXEzNNEKH86F7ILJ+lMmzZRI8HawV2uIOP+mCEry&#10;5NXmHHWTL5bXJOZUL0ETIL1tDHcGpOov83ysPqHSe0CTJgea/g4YBXt2tdSAamA3FB1pnogg3DnV&#10;2gROri6X86hUBN1Wj63WgQl02829dmwvwpzEZ0z7N5h16B8ENgMuuqbqRtkMSgma2UB1fHGsp+Eq&#10;Of7cCac4018MqTdMYjJcMjbJcF7fQ5zX2CS6c334Lpxl4fqSexLaM6TZEEWSEJUbAAM2nDTwaeeh&#10;boO+oqSHjMYNDVSkaxz+MLHn+4g6/aJWvwAAAP//AwBQSwMEFAAGAAgAAAAhAAOQ5eDhAAAACwEA&#10;AA8AAABkcnMvZG93bnJldi54bWxMj0FuwjAQRfeVuIM1lborTiAKURoHIQRqq24o5QAmNklEPI5s&#10;k4SevtNVu5z5T3/eFOvJdGzQzrcWBcTzCJjGyqoWawGnr/1zBswHiUp2FrWAu/awLmcPhcyVHfFT&#10;D8dQMypBn0sBTQh9zrmvGm2kn9teI2UX64wMNLqaKydHKjcdX0RRyo1skS40stfbRlfX480I+Pi+&#10;3MeNOQynt+v7dvfKndsvVkI8PU6bF2BBT+EPhl99UoeSnM72hsqzTkCSZgmhFCyzJTAi0jiJgZ1p&#10;s0oz4GXB//9Q/gAAAP//AwBQSwECLQAUAAYACAAAACEAtoM4kv4AAADhAQAAEwAAAAAAAAAAAAAA&#10;AAAAAAAAW0NvbnRlbnRfVHlwZXNdLnhtbFBLAQItABQABgAIAAAAIQA4/SH/1gAAAJQBAAALAAAA&#10;AAAAAAAAAAAAAC8BAABfcmVscy8ucmVsc1BLAQItABQABgAIAAAAIQCK/KVMOgIAAOoEAAAOAAAA&#10;AAAAAAAAAAAAAC4CAABkcnMvZTJvRG9jLnhtbFBLAQItABQABgAIAAAAIQADkOXg4QAAAAsBAAAP&#10;AAAAAAAAAAAAAAAAAJQEAABkcnMvZG93bnJldi54bWxQSwUGAAAAAAQABADzAAAAogUAAAAA&#10;" path="m,l924578,r,244322l,244322,,xe" filled="f" strokeweight=".5pt">
                 <v:path arrowok="t"/>
                 <w10:wrap anchorx="page"/>
               </v:shape>
@@ -32751,7 +32344,7 @@
           </mc:Choice>
           <mc:Fallback>
             <w:pict>
-              <v:shape w14:anchorId="035884DC" id="Graphic 217" o:spid="_x0000_s1026" style="position:absolute;margin-left:151.4pt;margin-top:102.15pt;width:72.85pt;height:19.25pt;z-index:-251664896;visibility:visible;mso-wrap-style:square;mso-wrap-distance-left:0;mso-wrap-distance-top:0;mso-wrap-distance-right:0;mso-wrap-distance-bottom:0;mso-position-horizontal:absolute;mso-position-horizontal-relative:page;mso-position-vertical:absolute;mso-position-vertical-relative:text;v-text-anchor:top" coordsize="925194,244475" o:gfxdata="UEsDBBQABgAIAAAAIQC2gziS/gAAAOEBAAATAAAAW0NvbnRlbnRfVHlwZXNdLnhtbJSRQU7DMBBF&#10;90jcwfIWJU67QAgl6YK0S0CoHGBkTxKLZGx5TGhvj5O2G0SRWNoz/78nu9wcxkFMGNg6quQqL6RA&#10;0s5Y6ir5vt9lD1JwBDIwOMJKHpHlpr69KfdHjyxSmriSfYz+USnWPY7AufNIadK6MEJMx9ApD/oD&#10;OlTrorhX2lFEilmcO2RdNtjC5xDF9pCuTyYBB5bi6bQ4syoJ3g9WQ0ymaiLzg5KdCXlKLjvcW893&#10;SUOqXwnz5DrgnHtJTxOsQfEKIT7DmDSUCaxw7Rqn8787ZsmRM9e2VmPeBN4uqYvTtW7jvijg9N/y&#10;JsXecLq0q+WD6m8AAAD//wMAUEsDBBQABgAIAAAAIQA4/SH/1gAAAJQBAAALAAAAX3JlbHMvLnJl&#10;bHOkkMFqwzAMhu+DvYPRfXGawxijTi+j0GvpHsDYimMaW0Yy2fr2M4PBMnrbUb/Q94l/f/hMi1qR&#10;JVI2sOt6UJgd+ZiDgffL8ekFlFSbvV0oo4EbChzGx4f9GRdb25HMsYhqlCwG5lrLq9biZkxWOiqY&#10;22YiTra2kYMu1l1tQD30/bPm3wwYN0x18gb45AdQl1tp5j/sFB2T0FQ7R0nTNEV3j6o9feQzro1i&#10;OWA14Fm+Q8a1a8+Bvu/d/dMb2JY5uiPbhG/ktn4cqGU/er3pcvwCAAD//wMAUEsDBBQABgAIAAAA&#10;IQCK/KVMOgIAAOoEAAAOAAAAZHJzL2Uyb0RvYy54bWysVMFu2zAMvQ/YPwi6L07dpF2NOsXQosOA&#10;oivQDDsrshwbk0VNVOLk70fJlpN1l2GYDzJlPlHk46Nv7w6dZnvlsAVT8ovZnDNlJFSt2Zb82/rx&#10;w0fO0AtTCQ1GlfyokN+t3r+77W2hcmhAV8oxCmKw6G3JG+9tkWUoG9UJnIFVhpw1uE542rptVjnR&#10;U/ROZ/l8fpX14CrrQCpE+vowOPkqxq9rJf3XukblmS455ebj6uK6CWu2uhXF1gnbtHJMQ/xDFp1o&#10;DV06hXoQXrCda/8I1bXSAULtZxK6DOq6lSrWQNVczN9U89oIq2ItRA7aiSb8f2Hl8/7VvriQOton&#10;kD+QGMl6i8XkCRscMYfadQFLibNDZPE4sagOnkn6eJMvL24WnEly5YvF4noZWM5EkQ7LHfrPCmIg&#10;sX9CPzShSpZokiUPJpmOWhmaqGMTPWfURMcZNXEzNNEKH86F7ILJ+lMmzZRI8HawV2uIOP+mCEry&#10;5NXmHHWTL5bXJOZUL0ETIL1tDHcGpOov83ysPqHSe0CTJgea/g4YBXt2tdSAamA3FB1pnogg3DnV&#10;2gROri6X86hUBN1Wj63WgQl02829dmwvwpzEZ0z7N5h16B8ENgMuuqbqRtkMSgma2UB1fHGsp+Eq&#10;Of7cCac4018MqTdMYjJcMjbJcF7fQ5zX2CS6c334Lpxl4fqSexLaM6TZEEWSEJUbAAM2nDTwaeeh&#10;boO+oqSHjMYNDVSkaxz+MLHn+4g6/aJWvwAAAP//AwBQSwMEFAAGAAgAAAAhAJ5APgLgAAAACwEA&#10;AA8AAABkcnMvZG93bnJldi54bWxMj8FOwzAQRO9I/IO1SNyoTRqgCnGqqqIC1AuUfoCbbJOo8Tqy&#10;3STl61lOcJyd0czbfDnZTgzoQ+tIw/1MgUAqXdVSrWH/tblbgAjRUGU6R6jhggGWxfVVbrLKjfSJ&#10;wy7WgksoZEZDE2OfSRnKBq0JM9cjsXd03prI0tey8mbkctvJRKlHaU1LvNCYHtcNlqfd2WrYfh8v&#10;48p+DPu30/v65VV6v0metL69mVbPICJO8S8Mv/iMDgUzHdyZqiA6DXOVMHrUkKh0DoITabp4AHHg&#10;S8qWLHL5/4fiBwAA//8DAFBLAQItABQABgAIAAAAIQC2gziS/gAAAOEBAAATAAAAAAAAAAAAAAAA&#10;AAAAAABbQ29udGVudF9UeXBlc10ueG1sUEsBAi0AFAAGAAgAAAAhADj9If/WAAAAlAEAAAsAAAAA&#10;AAAAAAAAAAAALwEAAF9yZWxzLy5yZWxzUEsBAi0AFAAGAAgAAAAhAIr8pUw6AgAA6gQAAA4AAAAA&#10;AAAAAAAAAAAALgIAAGRycy9lMm9Eb2MueG1sUEsBAi0AFAAGAAgAAAAhAJ5APgLgAAAACwEAAA8A&#10;AAAAAAAAAAAAAAAAlAQAAGRycy9kb3ducmV2LnhtbFBLBQYAAAAABAAEAPMAAAChBQAAAAA=&#10;" path="m,l924578,r,244322l,244322,,xe" filled="f" strokeweight=".5pt">
+              <v:shape w14:anchorId="526F4987" id="Graphic 217" o:spid="_x0000_s1026" style="position:absolute;margin-left:151.4pt;margin-top:102.15pt;width:72.85pt;height:19.25pt;z-index:-251664896;visibility:visible;mso-wrap-style:square;mso-wrap-distance-left:0;mso-wrap-distance-top:0;mso-wrap-distance-right:0;mso-wrap-distance-bottom:0;mso-position-horizontal:absolute;mso-position-horizontal-relative:page;mso-position-vertical:absolute;mso-position-vertical-relative:text;v-text-anchor:top" coordsize="925194,244475" o:gfxdata="UEsDBBQABgAIAAAAIQC2gziS/gAAAOEBAAATAAAAW0NvbnRlbnRfVHlwZXNdLnhtbJSRQU7DMBBF&#10;90jcwfIWJU67QAgl6YK0S0CoHGBkTxKLZGx5TGhvj5O2G0SRWNoz/78nu9wcxkFMGNg6quQqL6RA&#10;0s5Y6ir5vt9lD1JwBDIwOMJKHpHlpr69KfdHjyxSmriSfYz+USnWPY7AufNIadK6MEJMx9ApD/oD&#10;OlTrorhX2lFEilmcO2RdNtjC5xDF9pCuTyYBB5bi6bQ4syoJ3g9WQ0ymaiLzg5KdCXlKLjvcW893&#10;SUOqXwnz5DrgnHtJTxOsQfEKIT7DmDSUCaxw7Rqn8787ZsmRM9e2VmPeBN4uqYvTtW7jvijg9N/y&#10;JsXecLq0q+WD6m8AAAD//wMAUEsDBBQABgAIAAAAIQA4/SH/1gAAAJQBAAALAAAAX3JlbHMvLnJl&#10;bHOkkMFqwzAMhu+DvYPRfXGawxijTi+j0GvpHsDYimMaW0Yy2fr2M4PBMnrbUb/Q94l/f/hMi1qR&#10;JVI2sOt6UJgd+ZiDgffL8ekFlFSbvV0oo4EbChzGx4f9GRdb25HMsYhqlCwG5lrLq9biZkxWOiqY&#10;22YiTra2kYMu1l1tQD30/bPm3wwYN0x18gb45AdQl1tp5j/sFB2T0FQ7R0nTNEV3j6o9feQzro1i&#10;OWA14Fm+Q8a1a8+Bvu/d/dMb2JY5uiPbhG/ktn4cqGU/er3pcvwCAAD//wMAUEsDBBQABgAIAAAA&#10;IQCK/KVMOgIAAOoEAAAOAAAAZHJzL2Uyb0RvYy54bWysVMFu2zAMvQ/YPwi6L07dpF2NOsXQosOA&#10;oivQDDsrshwbk0VNVOLk70fJlpN1l2GYDzJlPlHk46Nv7w6dZnvlsAVT8ovZnDNlJFSt2Zb82/rx&#10;w0fO0AtTCQ1GlfyokN+t3r+77W2hcmhAV8oxCmKw6G3JG+9tkWUoG9UJnIFVhpw1uE542rptVjnR&#10;U/ROZ/l8fpX14CrrQCpE+vowOPkqxq9rJf3XukblmS455ebj6uK6CWu2uhXF1gnbtHJMQ/xDFp1o&#10;DV06hXoQXrCda/8I1bXSAULtZxK6DOq6lSrWQNVczN9U89oIq2ItRA7aiSb8f2Hl8/7VvriQOton&#10;kD+QGMl6i8XkCRscMYfadQFLibNDZPE4sagOnkn6eJMvL24WnEly5YvF4noZWM5EkQ7LHfrPCmIg&#10;sX9CPzShSpZokiUPJpmOWhmaqGMTPWfURMcZNXEzNNEKH86F7ILJ+lMmzZRI8HawV2uIOP+mCEry&#10;5NXmHHWTL5bXJOZUL0ETIL1tDHcGpOov83ysPqHSe0CTJgea/g4YBXt2tdSAamA3FB1pnogg3DnV&#10;2gROri6X86hUBN1Wj63WgQl02829dmwvwpzEZ0z7N5h16B8ENgMuuqbqRtkMSgma2UB1fHGsp+Eq&#10;Of7cCac4018MqTdMYjJcMjbJcF7fQ5zX2CS6c334Lpxl4fqSexLaM6TZEEWSEJUbAAM2nDTwaeeh&#10;boO+oqSHjMYNDVSkaxz+MLHn+4g6/aJWvwAAAP//AwBQSwMEFAAGAAgAAAAhAJ5APgLgAAAACwEA&#10;AA8AAABkcnMvZG93bnJldi54bWxMj8FOwzAQRO9I/IO1SNyoTRqgCnGqqqIC1AuUfoCbbJOo8Tqy&#10;3STl61lOcJyd0czbfDnZTgzoQ+tIw/1MgUAqXdVSrWH/tblbgAjRUGU6R6jhggGWxfVVbrLKjfSJ&#10;wy7WgksoZEZDE2OfSRnKBq0JM9cjsXd03prI0tey8mbkctvJRKlHaU1LvNCYHtcNlqfd2WrYfh8v&#10;48p+DPu30/v65VV6v0metL69mVbPICJO8S8Mv/iMDgUzHdyZqiA6DXOVMHrUkKh0DoITabp4AHHg&#10;S8qWLHL5/4fiBwAA//8DAFBLAQItABQABgAIAAAAIQC2gziS/gAAAOEBAAATAAAAAAAAAAAAAAAA&#10;AAAAAABbQ29udGVudF9UeXBlc10ueG1sUEsBAi0AFAAGAAgAAAAhADj9If/WAAAAlAEAAAsAAAAA&#10;AAAAAAAAAAAALwEAAF9yZWxzLy5yZWxzUEsBAi0AFAAGAAgAAAAhAIr8pUw6AgAA6gQAAA4AAAAA&#10;AAAAAAAAAAAALgIAAGRycy9lMm9Eb2MueG1sUEsBAi0AFAAGAAgAAAAhAJ5APgLgAAAACwEAAA8A&#10;AAAAAAAAAAAAAAAAlAQAAGRycy9kb3ducmV2LnhtbFBLBQYAAAAABAAEAPMAAAChBQAAAAA=&#10;" path="m,l924578,r,244322l,244322,,xe" filled="f" strokeweight=".5pt">
                 <v:path arrowok="t"/>
                 <w10:wrap anchorx="page"/>
               </v:shape>
@@ -32840,7 +32433,7 @@
           </mc:Choice>
           <mc:Fallback>
             <w:pict>
-              <v:shape w14:anchorId="5D0A8FC1" id="Graphic 218" o:spid="_x0000_s1026" style="position:absolute;margin-left:234.2pt;margin-top:102.15pt;width:72.85pt;height:19.25pt;z-index:-251662848;visibility:visible;mso-wrap-style:square;mso-wrap-distance-left:0;mso-wrap-distance-top:0;mso-wrap-distance-right:0;mso-wrap-distance-bottom:0;mso-position-horizontal:absolute;mso-position-horizontal-relative:page;mso-position-vertical:absolute;mso-position-vertical-relative:text;v-text-anchor:top" coordsize="925194,244475" o:gfxdata="UEsDBBQABgAIAAAAIQC2gziS/gAAAOEBAAATAAAAW0NvbnRlbnRfVHlwZXNdLnhtbJSRQU7DMBBF&#10;90jcwfIWJU67QAgl6YK0S0CoHGBkTxKLZGx5TGhvj5O2G0SRWNoz/78nu9wcxkFMGNg6quQqL6RA&#10;0s5Y6ir5vt9lD1JwBDIwOMJKHpHlpr69KfdHjyxSmriSfYz+USnWPY7AufNIadK6MEJMx9ApD/oD&#10;OlTrorhX2lFEilmcO2RdNtjC5xDF9pCuTyYBB5bi6bQ4syoJ3g9WQ0ymaiLzg5KdCXlKLjvcW893&#10;SUOqXwnz5DrgnHtJTxOsQfEKIT7DmDSUCaxw7Rqn8787ZsmRM9e2VmPeBN4uqYvTtW7jvijg9N/y&#10;JsXecLq0q+WD6m8AAAD//wMAUEsDBBQABgAIAAAAIQA4/SH/1gAAAJQBAAALAAAAX3JlbHMvLnJl&#10;bHOkkMFqwzAMhu+DvYPRfXGawxijTi+j0GvpHsDYimMaW0Yy2fr2M4PBMnrbUb/Q94l/f/hMi1qR&#10;JVI2sOt6UJgd+ZiDgffL8ekFlFSbvV0oo4EbChzGx4f9GRdb25HMsYhqlCwG5lrLq9biZkxWOiqY&#10;22YiTra2kYMu1l1tQD30/bPm3wwYN0x18gb45AdQl1tp5j/sFB2T0FQ7R0nTNEV3j6o9feQzro1i&#10;OWA14Fm+Q8a1a8+Bvu/d/dMb2JY5uiPbhG/ktn4cqGU/er3pcvwCAAD//wMAUEsDBBQABgAIAAAA&#10;IQCK/KVMOgIAAOoEAAAOAAAAZHJzL2Uyb0RvYy54bWysVMFu2zAMvQ/YPwi6L07dpF2NOsXQosOA&#10;oivQDDsrshwbk0VNVOLk70fJlpN1l2GYDzJlPlHk46Nv7w6dZnvlsAVT8ovZnDNlJFSt2Zb82/rx&#10;w0fO0AtTCQ1GlfyokN+t3r+77W2hcmhAV8oxCmKw6G3JG+9tkWUoG9UJnIFVhpw1uE542rptVjnR&#10;U/ROZ/l8fpX14CrrQCpE+vowOPkqxq9rJf3XukblmS455ebj6uK6CWu2uhXF1gnbtHJMQ/xDFp1o&#10;DV06hXoQXrCda/8I1bXSAULtZxK6DOq6lSrWQNVczN9U89oIq2ItRA7aiSb8f2Hl8/7VvriQOton&#10;kD+QGMl6i8XkCRscMYfadQFLibNDZPE4sagOnkn6eJMvL24WnEly5YvF4noZWM5EkQ7LHfrPCmIg&#10;sX9CPzShSpZokiUPJpmOWhmaqGMTPWfURMcZNXEzNNEKH86F7ILJ+lMmzZRI8HawV2uIOP+mCEry&#10;5NXmHHWTL5bXJOZUL0ETIL1tDHcGpOov83ysPqHSe0CTJgea/g4YBXt2tdSAamA3FB1pnogg3DnV&#10;2gROri6X86hUBN1Wj63WgQl02829dmwvwpzEZ0z7N5h16B8ENgMuuqbqRtkMSgma2UB1fHGsp+Eq&#10;Of7cCac4018MqTdMYjJcMjbJcF7fQ5zX2CS6c334Lpxl4fqSexLaM6TZEEWSEJUbAAM2nDTwaeeh&#10;boO+oqSHjMYNDVSkaxz+MLHn+4g6/aJWvwAAAP//AwBQSwMEFAAGAAgAAAAhAFf/mPnhAAAACwEA&#10;AA8AAABkcnMvZG93bnJldi54bWxMj0FOwzAQRfdIvYM1ldhRJyEKUYhTVRUVIDal9ABuPE2ixuPI&#10;dpOU02NWsJyZpz/vl+tZ92xE6zpDAuJVBAypNqqjRsDxa/eQA3NekpK9IRRwQwfranFXykKZiT5x&#10;PPiGhRByhRTQej8UnLu6RS3dygxI4XY2VksfRttwZeUUwnXPkyjKuJYdhQ+tHHDbYn05XLWAj+/z&#10;bdro/Xh8u7xvX165tbvkSYj75bx5BuZx9n8w/OoHdaiC08lcSTnWC0izPA2ogCRKH4EFIovTGNgp&#10;bNIkB16V/H+H6gcAAP//AwBQSwECLQAUAAYACAAAACEAtoM4kv4AAADhAQAAEwAAAAAAAAAAAAAA&#10;AAAAAAAAW0NvbnRlbnRfVHlwZXNdLnhtbFBLAQItABQABgAIAAAAIQA4/SH/1gAAAJQBAAALAAAA&#10;AAAAAAAAAAAAAC8BAABfcmVscy8ucmVsc1BLAQItABQABgAIAAAAIQCK/KVMOgIAAOoEAAAOAAAA&#10;AAAAAAAAAAAAAC4CAABkcnMvZTJvRG9jLnhtbFBLAQItABQABgAIAAAAIQBX/5j54QAAAAsBAAAP&#10;AAAAAAAAAAAAAAAAAJQEAABkcnMvZG93bnJldi54bWxQSwUGAAAAAAQABADzAAAAogUAAAAA&#10;" path="m,l924578,r,244322l,244322,,xe" filled="f" strokeweight=".5pt">
+              <v:shape w14:anchorId="10761841" id="Graphic 218" o:spid="_x0000_s1026" style="position:absolute;margin-left:234.2pt;margin-top:102.15pt;width:72.85pt;height:19.25pt;z-index:-251662848;visibility:visible;mso-wrap-style:square;mso-wrap-distance-left:0;mso-wrap-distance-top:0;mso-wrap-distance-right:0;mso-wrap-distance-bottom:0;mso-position-horizontal:absolute;mso-position-horizontal-relative:page;mso-position-vertical:absolute;mso-position-vertical-relative:text;v-text-anchor:top" coordsize="925194,244475" o:gfxdata="UEsDBBQABgAIAAAAIQC2gziS/gAAAOEBAAATAAAAW0NvbnRlbnRfVHlwZXNdLnhtbJSRQU7DMBBF&#10;90jcwfIWJU67QAgl6YK0S0CoHGBkTxKLZGx5TGhvj5O2G0SRWNoz/78nu9wcxkFMGNg6quQqL6RA&#10;0s5Y6ir5vt9lD1JwBDIwOMJKHpHlpr69KfdHjyxSmriSfYz+USnWPY7AufNIadK6MEJMx9ApD/oD&#10;OlTrorhX2lFEilmcO2RdNtjC5xDF9pCuTyYBB5bi6bQ4syoJ3g9WQ0ymaiLzg5KdCXlKLjvcW893&#10;SUOqXwnz5DrgnHtJTxOsQfEKIT7DmDSUCaxw7Rqn8787ZsmRM9e2VmPeBN4uqYvTtW7jvijg9N/y&#10;JsXecLq0q+WD6m8AAAD//wMAUEsDBBQABgAIAAAAIQA4/SH/1gAAAJQBAAALAAAAX3JlbHMvLnJl&#10;bHOkkMFqwzAMhu+DvYPRfXGawxijTi+j0GvpHsDYimMaW0Yy2fr2M4PBMnrbUb/Q94l/f/hMi1qR&#10;JVI2sOt6UJgd+ZiDgffL8ekFlFSbvV0oo4EbChzGx4f9GRdb25HMsYhqlCwG5lrLq9biZkxWOiqY&#10;22YiTra2kYMu1l1tQD30/bPm3wwYN0x18gb45AdQl1tp5j/sFB2T0FQ7R0nTNEV3j6o9feQzro1i&#10;OWA14Fm+Q8a1a8+Bvu/d/dMb2JY5uiPbhG/ktn4cqGU/er3pcvwCAAD//wMAUEsDBBQABgAIAAAA&#10;IQCK/KVMOgIAAOoEAAAOAAAAZHJzL2Uyb0RvYy54bWysVMFu2zAMvQ/YPwi6L07dpF2NOsXQosOA&#10;oivQDDsrshwbk0VNVOLk70fJlpN1l2GYDzJlPlHk46Nv7w6dZnvlsAVT8ovZnDNlJFSt2Zb82/rx&#10;w0fO0AtTCQ1GlfyokN+t3r+77W2hcmhAV8oxCmKw6G3JG+9tkWUoG9UJnIFVhpw1uE542rptVjnR&#10;U/ROZ/l8fpX14CrrQCpE+vowOPkqxq9rJf3XukblmS455ebj6uK6CWu2uhXF1gnbtHJMQ/xDFp1o&#10;DV06hXoQXrCda/8I1bXSAULtZxK6DOq6lSrWQNVczN9U89oIq2ItRA7aiSb8f2Hl8/7VvriQOton&#10;kD+QGMl6i8XkCRscMYfadQFLibNDZPE4sagOnkn6eJMvL24WnEly5YvF4noZWM5EkQ7LHfrPCmIg&#10;sX9CPzShSpZokiUPJpmOWhmaqGMTPWfURMcZNXEzNNEKH86F7ILJ+lMmzZRI8HawV2uIOP+mCEry&#10;5NXmHHWTL5bXJOZUL0ETIL1tDHcGpOov83ysPqHSe0CTJgea/g4YBXt2tdSAamA3FB1pnogg3DnV&#10;2gROri6X86hUBN1Wj63WgQl02829dmwvwpzEZ0z7N5h16B8ENgMuuqbqRtkMSgma2UB1fHGsp+Eq&#10;Of7cCac4018MqTdMYjJcMjbJcF7fQ5zX2CS6c334Lpxl4fqSexLaM6TZEEWSEJUbAAM2nDTwaeeh&#10;boO+oqSHjMYNDVSkaxz+MLHn+4g6/aJWvwAAAP//AwBQSwMEFAAGAAgAAAAhAFf/mPnhAAAACwEA&#10;AA8AAABkcnMvZG93bnJldi54bWxMj0FOwzAQRfdIvYM1ldhRJyEKUYhTVRUVIDal9ABuPE2ixuPI&#10;dpOU02NWsJyZpz/vl+tZ92xE6zpDAuJVBAypNqqjRsDxa/eQA3NekpK9IRRwQwfranFXykKZiT5x&#10;PPiGhRByhRTQej8UnLu6RS3dygxI4XY2VksfRttwZeUUwnXPkyjKuJYdhQ+tHHDbYn05XLWAj+/z&#10;bdro/Xh8u7xvX165tbvkSYj75bx5BuZx9n8w/OoHdaiC08lcSTnWC0izPA2ogCRKH4EFIovTGNgp&#10;bNIkB16V/H+H6gcAAP//AwBQSwECLQAUAAYACAAAACEAtoM4kv4AAADhAQAAEwAAAAAAAAAAAAAA&#10;AAAAAAAAW0NvbnRlbnRfVHlwZXNdLnhtbFBLAQItABQABgAIAAAAIQA4/SH/1gAAAJQBAAALAAAA&#10;AAAAAAAAAAAAAC8BAABfcmVscy8ucmVsc1BLAQItABQABgAIAAAAIQCK/KVMOgIAAOoEAAAOAAAA&#10;AAAAAAAAAAAAAC4CAABkcnMvZTJvRG9jLnhtbFBLAQItABQABgAIAAAAIQBX/5j54QAAAAsBAAAP&#10;AAAAAAAAAAAAAAAAAJQEAABkcnMvZG93bnJldi54bWxQSwUGAAAAAAQABADzAAAAogUAAAAA&#10;" path="m,l924578,r,244322l,244322,,xe" filled="f" strokeweight=".5pt">
                 <v:path arrowok="t"/>
                 <w10:wrap anchorx="page"/>
               </v:shape>
@@ -32929,7 +32522,7 @@
           </mc:Choice>
           <mc:Fallback>
             <w:pict>
-              <v:shape w14:anchorId="60213A97" id="Graphic 219" o:spid="_x0000_s1026" style="position:absolute;margin-left:151.4pt;margin-top:135.15pt;width:72.85pt;height:19.25pt;z-index:-251660800;visibility:visible;mso-wrap-style:square;mso-wrap-distance-left:0;mso-wrap-distance-top:0;mso-wrap-distance-right:0;mso-wrap-distance-bottom:0;mso-position-horizontal:absolute;mso-position-horizontal-relative:page;mso-position-vertical:absolute;mso-position-vertical-relative:text;v-text-anchor:top" coordsize="925194,244475" o:gfxdata="UEsDBBQABgAIAAAAIQC2gziS/gAAAOEBAAATAAAAW0NvbnRlbnRfVHlwZXNdLnhtbJSRQU7DMBBF&#10;90jcwfIWJU67QAgl6YK0S0CoHGBkTxKLZGx5TGhvj5O2G0SRWNoz/78nu9wcxkFMGNg6quQqL6RA&#10;0s5Y6ir5vt9lD1JwBDIwOMJKHpHlpr69KfdHjyxSmriSfYz+USnWPY7AufNIadK6MEJMx9ApD/oD&#10;OlTrorhX2lFEilmcO2RdNtjC5xDF9pCuTyYBB5bi6bQ4syoJ3g9WQ0ymaiLzg5KdCXlKLjvcW893&#10;SUOqXwnz5DrgnHtJTxOsQfEKIT7DmDSUCaxw7Rqn8787ZsmRM9e2VmPeBN4uqYvTtW7jvijg9N/y&#10;JsXecLq0q+WD6m8AAAD//wMAUEsDBBQABgAIAAAAIQA4/SH/1gAAAJQBAAALAAAAX3JlbHMvLnJl&#10;bHOkkMFqwzAMhu+DvYPRfXGawxijTi+j0GvpHsDYimMaW0Yy2fr2M4PBMnrbUb/Q94l/f/hMi1qR&#10;JVI2sOt6UJgd+ZiDgffL8ekFlFSbvV0oo4EbChzGx4f9GRdb25HMsYhqlCwG5lrLq9biZkxWOiqY&#10;22YiTra2kYMu1l1tQD30/bPm3wwYN0x18gb45AdQl1tp5j/sFB2T0FQ7R0nTNEV3j6o9feQzro1i&#10;OWA14Fm+Q8a1a8+Bvu/d/dMb2JY5uiPbhG/ktn4cqGU/er3pcvwCAAD//wMAUEsDBBQABgAIAAAA&#10;IQCK/KVMOgIAAOoEAAAOAAAAZHJzL2Uyb0RvYy54bWysVMFu2zAMvQ/YPwi6L07dpF2NOsXQosOA&#10;oivQDDsrshwbk0VNVOLk70fJlpN1l2GYDzJlPlHk46Nv7w6dZnvlsAVT8ovZnDNlJFSt2Zb82/rx&#10;w0fO0AtTCQ1GlfyokN+t3r+77W2hcmhAV8oxCmKw6G3JG+9tkWUoG9UJnIFVhpw1uE542rptVjnR&#10;U/ROZ/l8fpX14CrrQCpE+vowOPkqxq9rJf3XukblmS455ebj6uK6CWu2uhXF1gnbtHJMQ/xDFp1o&#10;DV06hXoQXrCda/8I1bXSAULtZxK6DOq6lSrWQNVczN9U89oIq2ItRA7aiSb8f2Hl8/7VvriQOton&#10;kD+QGMl6i8XkCRscMYfadQFLibNDZPE4sagOnkn6eJMvL24WnEly5YvF4noZWM5EkQ7LHfrPCmIg&#10;sX9CPzShSpZokiUPJpmOWhmaqGMTPWfURMcZNXEzNNEKH86F7ILJ+lMmzZRI8HawV2uIOP+mCEry&#10;5NXmHHWTL5bXJOZUL0ETIL1tDHcGpOov83ysPqHSe0CTJgea/g4YBXt2tdSAamA3FB1pnogg3DnV&#10;2gROri6X86hUBN1Wj63WgQl02829dmwvwpzEZ0z7N5h16B8ENgMuuqbqRtkMSgma2UB1fHGsp+Eq&#10;Of7cCac4018MqTdMYjJcMjbJcF7fQ5zX2CS6c334Lpxl4fqSexLaM6TZEEWSEJUbAAM2nDTwaeeh&#10;boO+oqSHjMYNDVSkaxz+MLHn+4g6/aJWvwAAAP//AwBQSwMEFAAGAAgAAAAhAI5JhDnhAAAACwEA&#10;AA8AAABkcnMvZG93bnJldi54bWxMj8FuwjAQRO+V+g/WVuqt2ARaohAHIVTUVlxaygeYeEki4nVk&#10;myT062tO7XE0o5k3+Wo0LevR+caShOlEAEMqrW6oknD43j6lwHxQpFVrCSVc0cOquL/LVabtQF/Y&#10;70PFYgn5TEmoQ+gyzn1Zo1F+Yjuk6J2sMypE6SqunRpiuWl5IsQLN6qhuFCrDjc1luf9xUjY/Zyu&#10;w9p89of388fm9Y07t00WUj4+jOslsIBj+AvDDT+iQxGZjvZC2rNWwkwkET1ISBZiBiwm5vP0Gdjx&#10;ZqUp8CLn/z8UvwAAAP//AwBQSwECLQAUAAYACAAAACEAtoM4kv4AAADhAQAAEwAAAAAAAAAAAAAA&#10;AAAAAAAAW0NvbnRlbnRfVHlwZXNdLnhtbFBLAQItABQABgAIAAAAIQA4/SH/1gAAAJQBAAALAAAA&#10;AAAAAAAAAAAAAC8BAABfcmVscy8ucmVsc1BLAQItABQABgAIAAAAIQCK/KVMOgIAAOoEAAAOAAAA&#10;AAAAAAAAAAAAAC4CAABkcnMvZTJvRG9jLnhtbFBLAQItABQABgAIAAAAIQCOSYQ54QAAAAsBAAAP&#10;AAAAAAAAAAAAAAAAAJQEAABkcnMvZG93bnJldi54bWxQSwUGAAAAAAQABADzAAAAogUAAAAA&#10;" path="m,l924578,r,244322l,244322,,xe" filled="f" strokeweight=".5pt">
+              <v:shape w14:anchorId="5B08E4FA" id="Graphic 219" o:spid="_x0000_s1026" style="position:absolute;margin-left:151.4pt;margin-top:135.15pt;width:72.85pt;height:19.25pt;z-index:-251660800;visibility:visible;mso-wrap-style:square;mso-wrap-distance-left:0;mso-wrap-distance-top:0;mso-wrap-distance-right:0;mso-wrap-distance-bottom:0;mso-position-horizontal:absolute;mso-position-horizontal-relative:page;mso-position-vertical:absolute;mso-position-vertical-relative:text;v-text-anchor:top" coordsize="925194,244475" o:gfxdata="UEsDBBQABgAIAAAAIQC2gziS/gAAAOEBAAATAAAAW0NvbnRlbnRfVHlwZXNdLnhtbJSRQU7DMBBF&#10;90jcwfIWJU67QAgl6YK0S0CoHGBkTxKLZGx5TGhvj5O2G0SRWNoz/78nu9wcxkFMGNg6quQqL6RA&#10;0s5Y6ir5vt9lD1JwBDIwOMJKHpHlpr69KfdHjyxSmriSfYz+USnWPY7AufNIadK6MEJMx9ApD/oD&#10;OlTrorhX2lFEilmcO2RdNtjC5xDF9pCuTyYBB5bi6bQ4syoJ3g9WQ0ymaiLzg5KdCXlKLjvcW893&#10;SUOqXwnz5DrgnHtJTxOsQfEKIT7DmDSUCaxw7Rqn8787ZsmRM9e2VmPeBN4uqYvTtW7jvijg9N/y&#10;JsXecLq0q+WD6m8AAAD//wMAUEsDBBQABgAIAAAAIQA4/SH/1gAAAJQBAAALAAAAX3JlbHMvLnJl&#10;bHOkkMFqwzAMhu+DvYPRfXGawxijTi+j0GvpHsDYimMaW0Yy2fr2M4PBMnrbUb/Q94l/f/hMi1qR&#10;JVI2sOt6UJgd+ZiDgffL8ekFlFSbvV0oo4EbChzGx4f9GRdb25HMsYhqlCwG5lrLq9biZkxWOiqY&#10;22YiTra2kYMu1l1tQD30/bPm3wwYN0x18gb45AdQl1tp5j/sFB2T0FQ7R0nTNEV3j6o9feQzro1i&#10;OWA14Fm+Q8a1a8+Bvu/d/dMb2JY5uiPbhG/ktn4cqGU/er3pcvwCAAD//wMAUEsDBBQABgAIAAAA&#10;IQCK/KVMOgIAAOoEAAAOAAAAZHJzL2Uyb0RvYy54bWysVMFu2zAMvQ/YPwi6L07dpF2NOsXQosOA&#10;oivQDDsrshwbk0VNVOLk70fJlpN1l2GYDzJlPlHk46Nv7w6dZnvlsAVT8ovZnDNlJFSt2Zb82/rx&#10;w0fO0AtTCQ1GlfyokN+t3r+77W2hcmhAV8oxCmKw6G3JG+9tkWUoG9UJnIFVhpw1uE542rptVjnR&#10;U/ROZ/l8fpX14CrrQCpE+vowOPkqxq9rJf3XukblmS455ebj6uK6CWu2uhXF1gnbtHJMQ/xDFp1o&#10;DV06hXoQXrCda/8I1bXSAULtZxK6DOq6lSrWQNVczN9U89oIq2ItRA7aiSb8f2Hl8/7VvriQOton&#10;kD+QGMl6i8XkCRscMYfadQFLibNDZPE4sagOnkn6eJMvL24WnEly5YvF4noZWM5EkQ7LHfrPCmIg&#10;sX9CPzShSpZokiUPJpmOWhmaqGMTPWfURMcZNXEzNNEKH86F7ILJ+lMmzZRI8HawV2uIOP+mCEry&#10;5NXmHHWTL5bXJOZUL0ETIL1tDHcGpOov83ysPqHSe0CTJgea/g4YBXt2tdSAamA3FB1pnogg3DnV&#10;2gROri6X86hUBN1Wj63WgQl02829dmwvwpzEZ0z7N5h16B8ENgMuuqbqRtkMSgma2UB1fHGsp+Eq&#10;Of7cCac4018MqTdMYjJcMjbJcF7fQ5zX2CS6c334Lpxl4fqSexLaM6TZEEWSEJUbAAM2nDTwaeeh&#10;boO+oqSHjMYNDVSkaxz+MLHn+4g6/aJWvwAAAP//AwBQSwMEFAAGAAgAAAAhAI5JhDnhAAAACwEA&#10;AA8AAABkcnMvZG93bnJldi54bWxMj8FuwjAQRO+V+g/WVuqt2ARaohAHIVTUVlxaygeYeEki4nVk&#10;myT062tO7XE0o5k3+Wo0LevR+caShOlEAEMqrW6oknD43j6lwHxQpFVrCSVc0cOquL/LVabtQF/Y&#10;70PFYgn5TEmoQ+gyzn1Zo1F+Yjuk6J2sMypE6SqunRpiuWl5IsQLN6qhuFCrDjc1luf9xUjY/Zyu&#10;w9p89of388fm9Y07t00WUj4+jOslsIBj+AvDDT+iQxGZjvZC2rNWwkwkET1ISBZiBiwm5vP0Gdjx&#10;ZqUp8CLn/z8UvwAAAP//AwBQSwECLQAUAAYACAAAACEAtoM4kv4AAADhAQAAEwAAAAAAAAAAAAAA&#10;AAAAAAAAW0NvbnRlbnRfVHlwZXNdLnhtbFBLAQItABQABgAIAAAAIQA4/SH/1gAAAJQBAAALAAAA&#10;AAAAAAAAAAAAAC8BAABfcmVscy8ucmVsc1BLAQItABQABgAIAAAAIQCK/KVMOgIAAOoEAAAOAAAA&#10;AAAAAAAAAAAAAC4CAABkcnMvZTJvRG9jLnhtbFBLAQItABQABgAIAAAAIQCOSYQ54QAAAAsBAAAP&#10;AAAAAAAAAAAAAAAAAJQEAABkcnMvZG93bnJldi54bWxQSwUGAAAAAAQABADzAAAAogUAAAAA&#10;" path="m,l924578,r,244322l,244322,,xe" filled="f" strokeweight=".5pt">
                 <v:path arrowok="t"/>
                 <w10:wrap anchorx="page"/>
               </v:shape>
@@ -33018,7 +32611,7 @@
           </mc:Choice>
           <mc:Fallback>
             <w:pict>
-              <v:shape w14:anchorId="1FD7A64E" id="Graphic 220" o:spid="_x0000_s1026" style="position:absolute;margin-left:234.2pt;margin-top:135.15pt;width:72.85pt;height:19.25pt;z-index:-251658752;visibility:visible;mso-wrap-style:square;mso-wrap-distance-left:0;mso-wrap-distance-top:0;mso-wrap-distance-right:0;mso-wrap-distance-bottom:0;mso-position-horizontal:absolute;mso-position-horizontal-relative:page;mso-position-vertical:absolute;mso-position-vertical-relative:text;v-text-anchor:top" coordsize="925194,244475" o:gfxdata="UEsDBBQABgAIAAAAIQC2gziS/gAAAOEBAAATAAAAW0NvbnRlbnRfVHlwZXNdLnhtbJSRQU7DMBBF&#10;90jcwfIWJU67QAgl6YK0S0CoHGBkTxKLZGx5TGhvj5O2G0SRWNoz/78nu9wcxkFMGNg6quQqL6RA&#10;0s5Y6ir5vt9lD1JwBDIwOMJKHpHlpr69KfdHjyxSmriSfYz+USnWPY7AufNIadK6MEJMx9ApD/oD&#10;OlTrorhX2lFEilmcO2RdNtjC5xDF9pCuTyYBB5bi6bQ4syoJ3g9WQ0ymaiLzg5KdCXlKLjvcW893&#10;SUOqXwnz5DrgnHtJTxOsQfEKIT7DmDSUCaxw7Rqn8787ZsmRM9e2VmPeBN4uqYvTtW7jvijg9N/y&#10;JsXecLq0q+WD6m8AAAD//wMAUEsDBBQABgAIAAAAIQA4/SH/1gAAAJQBAAALAAAAX3JlbHMvLnJl&#10;bHOkkMFqwzAMhu+DvYPRfXGawxijTi+j0GvpHsDYimMaW0Yy2fr2M4PBMnrbUb/Q94l/f/hMi1qR&#10;JVI2sOt6UJgd+ZiDgffL8ekFlFSbvV0oo4EbChzGx4f9GRdb25HMsYhqlCwG5lrLq9biZkxWOiqY&#10;22YiTra2kYMu1l1tQD30/bPm3wwYN0x18gb45AdQl1tp5j/sFB2T0FQ7R0nTNEV3j6o9feQzro1i&#10;OWA14Fm+Q8a1a8+Bvu/d/dMb2JY5uiPbhG/ktn4cqGU/er3pcvwCAAD//wMAUEsDBBQABgAIAAAA&#10;IQCK/KVMOgIAAOoEAAAOAAAAZHJzL2Uyb0RvYy54bWysVMFu2zAMvQ/YPwi6L07dpF2NOsXQosOA&#10;oivQDDsrshwbk0VNVOLk70fJlpN1l2GYDzJlPlHk46Nv7w6dZnvlsAVT8ovZnDNlJFSt2Zb82/rx&#10;w0fO0AtTCQ1GlfyokN+t3r+77W2hcmhAV8oxCmKw6G3JG+9tkWUoG9UJnIFVhpw1uE542rptVjnR&#10;U/ROZ/l8fpX14CrrQCpE+vowOPkqxq9rJf3XukblmS455ebj6uK6CWu2uhXF1gnbtHJMQ/xDFp1o&#10;DV06hXoQXrCda/8I1bXSAULtZxK6DOq6lSrWQNVczN9U89oIq2ItRA7aiSb8f2Hl8/7VvriQOton&#10;kD+QGMl6i8XkCRscMYfadQFLibNDZPE4sagOnkn6eJMvL24WnEly5YvF4noZWM5EkQ7LHfrPCmIg&#10;sX9CPzShSpZokiUPJpmOWhmaqGMTPWfURMcZNXEzNNEKH86F7ILJ+lMmzZRI8HawV2uIOP+mCEry&#10;5NXmHHWTL5bXJOZUL0ETIL1tDHcGpOov83ysPqHSe0CTJgea/g4YBXt2tdSAamA3FB1pnogg3DnV&#10;2gROri6X86hUBN1Wj63WgQl02829dmwvwpzEZ0z7N5h16B8ENgMuuqbqRtkMSgma2UB1fHGsp+Eq&#10;Of7cCac4018MqTdMYjJcMjbJcF7fQ5zX2CS6c334Lpxl4fqSexLaM6TZEEWSEJUbAAM2nDTwaeeh&#10;boO+oqSHjMYNDVSkaxz+MLHn+4g6/aJWvwAAAP//AwBQSwMEFAAGAAgAAAAhAEf2IsLiAAAACwEA&#10;AA8AAABkcnMvZG93bnJldi54bWxMj0FOwzAQRfdI3MEaJHbUSRqlUcikqioqQGxK6QHceJpEje3I&#10;dpOU02NWsBz9p//flOtZ9Wwk6zqjEeJFBIx0bWSnG4Tj1+4pB+a80FL0RhPCjRysq/u7UhTSTPqT&#10;xoNvWCjRrhAIrfdDwbmrW1LCLcxAOmRnY5Xw4bQNl1ZMoVz1PImijCvR6bDQioG2LdWXw1UhfHyf&#10;b9NG7cfj2+V9+/LKrd0lK8THh3nzDMzT7P9g+NUP6lAFp5O5aulYj5BmeRpQhGQVLYEFIovTGNgJ&#10;YRnlOfCq5P9/qH4AAAD//wMAUEsBAi0AFAAGAAgAAAAhALaDOJL+AAAA4QEAABMAAAAAAAAAAAAA&#10;AAAAAAAAAFtDb250ZW50X1R5cGVzXS54bWxQSwECLQAUAAYACAAAACEAOP0h/9YAAACUAQAACwAA&#10;AAAAAAAAAAAAAAAvAQAAX3JlbHMvLnJlbHNQSwECLQAUAAYACAAAACEAivylTDoCAADqBAAADgAA&#10;AAAAAAAAAAAAAAAuAgAAZHJzL2Uyb0RvYy54bWxQSwECLQAUAAYACAAAACEAR/YiwuIAAAALAQAA&#10;DwAAAAAAAAAAAAAAAACUBAAAZHJzL2Rvd25yZXYueG1sUEsFBgAAAAAEAAQA8wAAAKMFAAAAAA==&#10;" path="m,l924578,r,244322l,244322,,xe" filled="f" strokeweight=".5pt">
+              <v:shape w14:anchorId="3A5865EF" id="Graphic 220" o:spid="_x0000_s1026" style="position:absolute;margin-left:234.2pt;margin-top:135.15pt;width:72.85pt;height:19.25pt;z-index:-251658752;visibility:visible;mso-wrap-style:square;mso-wrap-distance-left:0;mso-wrap-distance-top:0;mso-wrap-distance-right:0;mso-wrap-distance-bottom:0;mso-position-horizontal:absolute;mso-position-horizontal-relative:page;mso-position-vertical:absolute;mso-position-vertical-relative:text;v-text-anchor:top" coordsize="925194,244475" o:gfxdata="UEsDBBQABgAIAAAAIQC2gziS/gAAAOEBAAATAAAAW0NvbnRlbnRfVHlwZXNdLnhtbJSRQU7DMBBF&#10;90jcwfIWJU67QAgl6YK0S0CoHGBkTxKLZGx5TGhvj5O2G0SRWNoz/78nu9wcxkFMGNg6quQqL6RA&#10;0s5Y6ir5vt9lD1JwBDIwOMJKHpHlpr69KfdHjyxSmriSfYz+USnWPY7AufNIadK6MEJMx9ApD/oD&#10;OlTrorhX2lFEilmcO2RdNtjC5xDF9pCuTyYBB5bi6bQ4syoJ3g9WQ0ymaiLzg5KdCXlKLjvcW893&#10;SUOqXwnz5DrgnHtJTxOsQfEKIT7DmDSUCaxw7Rqn8787ZsmRM9e2VmPeBN4uqYvTtW7jvijg9N/y&#10;JsXecLq0q+WD6m8AAAD//wMAUEsDBBQABgAIAAAAIQA4/SH/1gAAAJQBAAALAAAAX3JlbHMvLnJl&#10;bHOkkMFqwzAMhu+DvYPRfXGawxijTi+j0GvpHsDYimMaW0Yy2fr2M4PBMnrbUb/Q94l/f/hMi1qR&#10;JVI2sOt6UJgd+ZiDgffL8ekFlFSbvV0oo4EbChzGx4f9GRdb25HMsYhqlCwG5lrLq9biZkxWOiqY&#10;22YiTra2kYMu1l1tQD30/bPm3wwYN0x18gb45AdQl1tp5j/sFB2T0FQ7R0nTNEV3j6o9feQzro1i&#10;OWA14Fm+Q8a1a8+Bvu/d/dMb2JY5uiPbhG/ktn4cqGU/er3pcvwCAAD//wMAUEsDBBQABgAIAAAA&#10;IQCK/KVMOgIAAOoEAAAOAAAAZHJzL2Uyb0RvYy54bWysVMFu2zAMvQ/YPwi6L07dpF2NOsXQosOA&#10;oivQDDsrshwbk0VNVOLk70fJlpN1l2GYDzJlPlHk46Nv7w6dZnvlsAVT8ovZnDNlJFSt2Zb82/rx&#10;w0fO0AtTCQ1GlfyokN+t3r+77W2hcmhAV8oxCmKw6G3JG+9tkWUoG9UJnIFVhpw1uE542rptVjnR&#10;U/ROZ/l8fpX14CrrQCpE+vowOPkqxq9rJf3XukblmS455ebj6uK6CWu2uhXF1gnbtHJMQ/xDFp1o&#10;DV06hXoQXrCda/8I1bXSAULtZxK6DOq6lSrWQNVczN9U89oIq2ItRA7aiSb8f2Hl8/7VvriQOton&#10;kD+QGMl6i8XkCRscMYfadQFLibNDZPE4sagOnkn6eJMvL24WnEly5YvF4noZWM5EkQ7LHfrPCmIg&#10;sX9CPzShSpZokiUPJpmOWhmaqGMTPWfURMcZNXEzNNEKH86F7ILJ+lMmzZRI8HawV2uIOP+mCEry&#10;5NXmHHWTL5bXJOZUL0ETIL1tDHcGpOov83ysPqHSe0CTJgea/g4YBXt2tdSAamA3FB1pnogg3DnV&#10;2gROri6X86hUBN1Wj63WgQl02829dmwvwpzEZ0z7N5h16B8ENgMuuqbqRtkMSgma2UB1fHGsp+Eq&#10;Of7cCac4018MqTdMYjJcMjbJcF7fQ5zX2CS6c334Lpxl4fqSexLaM6TZEEWSEJUbAAM2nDTwaeeh&#10;boO+oqSHjMYNDVSkaxz+MLHn+4g6/aJWvwAAAP//AwBQSwMEFAAGAAgAAAAhAEf2IsLiAAAACwEA&#10;AA8AAABkcnMvZG93bnJldi54bWxMj0FOwzAQRfdI3MEaJHbUSRqlUcikqioqQGxK6QHceJpEje3I&#10;dpOU02NWsBz9p//flOtZ9Wwk6zqjEeJFBIx0bWSnG4Tj1+4pB+a80FL0RhPCjRysq/u7UhTSTPqT&#10;xoNvWCjRrhAIrfdDwbmrW1LCLcxAOmRnY5Xw4bQNl1ZMoVz1PImijCvR6bDQioG2LdWXw1UhfHyf&#10;b9NG7cfj2+V9+/LKrd0lK8THh3nzDMzT7P9g+NUP6lAFp5O5aulYj5BmeRpQhGQVLYEFIovTGNgJ&#10;YRnlOfCq5P9/qH4AAAD//wMAUEsBAi0AFAAGAAgAAAAhALaDOJL+AAAA4QEAABMAAAAAAAAAAAAA&#10;AAAAAAAAAFtDb250ZW50X1R5cGVzXS54bWxQSwECLQAUAAYACAAAACEAOP0h/9YAAACUAQAACwAA&#10;AAAAAAAAAAAAAAAvAQAAX3JlbHMvLnJlbHNQSwECLQAUAAYACAAAACEAivylTDoCAADqBAAADgAA&#10;AAAAAAAAAAAAAAAuAgAAZHJzL2Uyb0RvYy54bWxQSwECLQAUAAYACAAAACEAR/YiwuIAAAALAQAA&#10;DwAAAAAAAAAAAAAAAACUBAAAZHJzL2Rvd25yZXYueG1sUEsFBgAAAAAEAAQA8wAAAKMFAAAAAA==&#10;" path="m,l924578,r,244322l,244322,,xe" filled="f" strokeweight=".5pt">
                 <v:path arrowok="t"/>
                 <w10:wrap anchorx="page"/>
               </v:shape>
@@ -33107,7 +32700,7 @@
           </mc:Choice>
           <mc:Fallback>
             <w:pict>
-              <v:shape w14:anchorId="365CEC9C" id="Graphic 221" o:spid="_x0000_s1026" style="position:absolute;margin-left:371.55pt;margin-top:102.15pt;width:72.85pt;height:19.25pt;z-index:-251656704;visibility:visible;mso-wrap-style:square;mso-wrap-distance-left:0;mso-wrap-distance-top:0;mso-wrap-distance-right:0;mso-wrap-distance-bottom:0;mso-position-horizontal:absolute;mso-position-horizontal-relative:page;mso-position-vertical:absolute;mso-position-vertical-relative:text;v-text-anchor:top" coordsize="925194,244475" o:gfxdata="UEsDBBQABgAIAAAAIQC2gziS/gAAAOEBAAATAAAAW0NvbnRlbnRfVHlwZXNdLnhtbJSRQU7DMBBF&#10;90jcwfIWJU67QAgl6YK0S0CoHGBkTxKLZGx5TGhvj5O2G0SRWNoz/78nu9wcxkFMGNg6quQqL6RA&#10;0s5Y6ir5vt9lD1JwBDIwOMJKHpHlpr69KfdHjyxSmriSfYz+USnWPY7AufNIadK6MEJMx9ApD/oD&#10;OlTrorhX2lFEilmcO2RdNtjC5xDF9pCuTyYBB5bi6bQ4syoJ3g9WQ0ymaiLzg5KdCXlKLjvcW893&#10;SUOqXwnz5DrgnHtJTxOsQfEKIT7DmDSUCaxw7Rqn8787ZsmRM9e2VmPeBN4uqYvTtW7jvijg9N/y&#10;JsXecLq0q+WD6m8AAAD//wMAUEsDBBQABgAIAAAAIQA4/SH/1gAAAJQBAAALAAAAX3JlbHMvLnJl&#10;bHOkkMFqwzAMhu+DvYPRfXGawxijTi+j0GvpHsDYimMaW0Yy2fr2M4PBMnrbUb/Q94l/f/hMi1qR&#10;JVI2sOt6UJgd+ZiDgffL8ekFlFSbvV0oo4EbChzGx4f9GRdb25HMsYhqlCwG5lrLq9biZkxWOiqY&#10;22YiTra2kYMu1l1tQD30/bPm3wwYN0x18gb45AdQl1tp5j/sFB2T0FQ7R0nTNEV3j6o9feQzro1i&#10;OWA14Fm+Q8a1a8+Bvu/d/dMb2JY5uiPbhG/ktn4cqGU/er3pcvwCAAD//wMAUEsDBBQABgAIAAAA&#10;IQCK/KVMOgIAAOoEAAAOAAAAZHJzL2Uyb0RvYy54bWysVMFu2zAMvQ/YPwi6L07dpF2NOsXQosOA&#10;oivQDDsrshwbk0VNVOLk70fJlpN1l2GYDzJlPlHk46Nv7w6dZnvlsAVT8ovZnDNlJFSt2Zb82/rx&#10;w0fO0AtTCQ1GlfyokN+t3r+77W2hcmhAV8oxCmKw6G3JG+9tkWUoG9UJnIFVhpw1uE542rptVjnR&#10;U/ROZ/l8fpX14CrrQCpE+vowOPkqxq9rJf3XukblmS455ebj6uK6CWu2uhXF1gnbtHJMQ/xDFp1o&#10;DV06hXoQXrCda/8I1bXSAULtZxK6DOq6lSrWQNVczN9U89oIq2ItRA7aiSb8f2Hl8/7VvriQOton&#10;kD+QGMl6i8XkCRscMYfadQFLibNDZPE4sagOnkn6eJMvL24WnEly5YvF4noZWM5EkQ7LHfrPCmIg&#10;sX9CPzShSpZokiUPJpmOWhmaqGMTPWfURMcZNXEzNNEKH86F7ILJ+lMmzZRI8HawV2uIOP+mCEry&#10;5NXmHHWTL5bXJOZUL0ETIL1tDHcGpOov83ysPqHSe0CTJgea/g4YBXt2tdSAamA3FB1pnogg3DnV&#10;2gROri6X86hUBN1Wj63WgQl02829dmwvwpzEZ0z7N5h16B8ENgMuuqbqRtkMSgma2UB1fHGsp+Eq&#10;Of7cCac4018MqTdMYjJcMjbJcF7fQ5zX2CS6c334Lpxl4fqSexLaM6TZEEWSEJUbAAM2nDTwaeeh&#10;boO+oqSHjMYNDVSkaxz+MLHn+4g6/aJWvwAAAP//AwBQSwMEFAAGAAgAAAAhAOGTjHXgAAAACwEA&#10;AA8AAABkcnMvZG93bnJldi54bWxMj8FOwzAMhu9Ie4fIk7ixdF3FqtJ0miYmQFxg7AGy1murNU6V&#10;ZG3H02NO4JvtT78/55vJdGJA51tLCpaLCARSaauWagXHr/1DCsIHTZXuLKGCG3rYFLO7XGeVHekT&#10;h0OoBYeQz7SCJoQ+k9KXDRrtF7ZH4t3ZOqMDt66WldMjh5tOxlH0KI1uiS80usddg+XlcDUK3r/P&#10;t3FrPobj6+Vt9/windvHa6Xu59P2CUTAKfzB8KvP6lCw08leqfKiU7BOVktGFcRRsgLBRMoF4sST&#10;JE5BFrn8/0PxAwAA//8DAFBLAQItABQABgAIAAAAIQC2gziS/gAAAOEBAAATAAAAAAAAAAAAAAAA&#10;AAAAAABbQ29udGVudF9UeXBlc10ueG1sUEsBAi0AFAAGAAgAAAAhADj9If/WAAAAlAEAAAsAAAAA&#10;AAAAAAAAAAAALwEAAF9yZWxzLy5yZWxzUEsBAi0AFAAGAAgAAAAhAIr8pUw6AgAA6gQAAA4AAAAA&#10;AAAAAAAAAAAALgIAAGRycy9lMm9Eb2MueG1sUEsBAi0AFAAGAAgAAAAhAOGTjHXgAAAACwEAAA8A&#10;AAAAAAAAAAAAAAAAlAQAAGRycy9kb3ducmV2LnhtbFBLBQYAAAAABAAEAPMAAAChBQAAAAA=&#10;" path="m,l924578,r,244322l,244322,,xe" filled="f" strokeweight=".5pt">
+              <v:shape w14:anchorId="2E258BE4" id="Graphic 221" o:spid="_x0000_s1026" style="position:absolute;margin-left:371.55pt;margin-top:102.15pt;width:72.85pt;height:19.25pt;z-index:-251656704;visibility:visible;mso-wrap-style:square;mso-wrap-distance-left:0;mso-wrap-distance-top:0;mso-wrap-distance-right:0;mso-wrap-distance-bottom:0;mso-position-horizontal:absolute;mso-position-horizontal-relative:page;mso-position-vertical:absolute;mso-position-vertical-relative:text;v-text-anchor:top" coordsize="925194,244475" o:gfxdata="UEsDBBQABgAIAAAAIQC2gziS/gAAAOEBAAATAAAAW0NvbnRlbnRfVHlwZXNdLnhtbJSRQU7DMBBF&#10;90jcwfIWJU67QAgl6YK0S0CoHGBkTxKLZGx5TGhvj5O2G0SRWNoz/78nu9wcxkFMGNg6quQqL6RA&#10;0s5Y6ir5vt9lD1JwBDIwOMJKHpHlpr69KfdHjyxSmriSfYz+USnWPY7AufNIadK6MEJMx9ApD/oD&#10;OlTrorhX2lFEilmcO2RdNtjC5xDF9pCuTyYBB5bi6bQ4syoJ3g9WQ0ymaiLzg5KdCXlKLjvcW893&#10;SUOqXwnz5DrgnHtJTxOsQfEKIT7DmDSUCaxw7Rqn8787ZsmRM9e2VmPeBN4uqYvTtW7jvijg9N/y&#10;JsXecLq0q+WD6m8AAAD//wMAUEsDBBQABgAIAAAAIQA4/SH/1gAAAJQBAAALAAAAX3JlbHMvLnJl&#10;bHOkkMFqwzAMhu+DvYPRfXGawxijTi+j0GvpHsDYimMaW0Yy2fr2M4PBMnrbUb/Q94l/f/hMi1qR&#10;JVI2sOt6UJgd+ZiDgffL8ekFlFSbvV0oo4EbChzGx4f9GRdb25HMsYhqlCwG5lrLq9biZkxWOiqY&#10;22YiTra2kYMu1l1tQD30/bPm3wwYN0x18gb45AdQl1tp5j/sFB2T0FQ7R0nTNEV3j6o9feQzro1i&#10;OWA14Fm+Q8a1a8+Bvu/d/dMb2JY5uiPbhG/ktn4cqGU/er3pcvwCAAD//wMAUEsDBBQABgAIAAAA&#10;IQCK/KVMOgIAAOoEAAAOAAAAZHJzL2Uyb0RvYy54bWysVMFu2zAMvQ/YPwi6L07dpF2NOsXQosOA&#10;oivQDDsrshwbk0VNVOLk70fJlpN1l2GYDzJlPlHk46Nv7w6dZnvlsAVT8ovZnDNlJFSt2Zb82/rx&#10;w0fO0AtTCQ1GlfyokN+t3r+77W2hcmhAV8oxCmKw6G3JG+9tkWUoG9UJnIFVhpw1uE542rptVjnR&#10;U/ROZ/l8fpX14CrrQCpE+vowOPkqxq9rJf3XukblmS455ebj6uK6CWu2uhXF1gnbtHJMQ/xDFp1o&#10;DV06hXoQXrCda/8I1bXSAULtZxK6DOq6lSrWQNVczN9U89oIq2ItRA7aiSb8f2Hl8/7VvriQOton&#10;kD+QGMl6i8XkCRscMYfadQFLibNDZPE4sagOnkn6eJMvL24WnEly5YvF4noZWM5EkQ7LHfrPCmIg&#10;sX9CPzShSpZokiUPJpmOWhmaqGMTPWfURMcZNXEzNNEKH86F7ILJ+lMmzZRI8HawV2uIOP+mCEry&#10;5NXmHHWTL5bXJOZUL0ETIL1tDHcGpOov83ysPqHSe0CTJgea/g4YBXt2tdSAamA3FB1pnogg3DnV&#10;2gROri6X86hUBN1Wj63WgQl02829dmwvwpzEZ0z7N5h16B8ENgMuuqbqRtkMSgma2UB1fHGsp+Eq&#10;Of7cCac4018MqTdMYjJcMjbJcF7fQ5zX2CS6c334Lpxl4fqSexLaM6TZEEWSEJUbAAM2nDTwaeeh&#10;boO+oqSHjMYNDVSkaxz+MLHn+4g6/aJWvwAAAP//AwBQSwMEFAAGAAgAAAAhAOGTjHXgAAAACwEA&#10;AA8AAABkcnMvZG93bnJldi54bWxMj8FOwzAMhu9Ie4fIk7ixdF3FqtJ0miYmQFxg7AGy1murNU6V&#10;ZG3H02NO4JvtT78/55vJdGJA51tLCpaLCARSaauWagXHr/1DCsIHTZXuLKGCG3rYFLO7XGeVHekT&#10;h0OoBYeQz7SCJoQ+k9KXDRrtF7ZH4t3ZOqMDt66WldMjh5tOxlH0KI1uiS80usddg+XlcDUK3r/P&#10;t3FrPobj6+Vt9/windvHa6Xu59P2CUTAKfzB8KvP6lCw08leqfKiU7BOVktGFcRRsgLBRMoF4sST&#10;JE5BFrn8/0PxAwAA//8DAFBLAQItABQABgAIAAAAIQC2gziS/gAAAOEBAAATAAAAAAAAAAAAAAAA&#10;AAAAAABbQ29udGVudF9UeXBlc10ueG1sUEsBAi0AFAAGAAgAAAAhADj9If/WAAAAlAEAAAsAAAAA&#10;AAAAAAAAAAAALwEAAF9yZWxzLy5yZWxzUEsBAi0AFAAGAAgAAAAhAIr8pUw6AgAA6gQAAA4AAAAA&#10;AAAAAAAAAAAALgIAAGRycy9lMm9Eb2MueG1sUEsBAi0AFAAGAAgAAAAhAOGTjHXgAAAACwEAAA8A&#10;AAAAAAAAAAAAAAAAlAQAAGRycy9kb3ducmV2LnhtbFBLBQYAAAAABAAEAPMAAAChBQAAAAA=&#10;" path="m,l924578,r,244322l,244322,,xe" filled="f" strokeweight=".5pt">
                 <v:path arrowok="t"/>
                 <w10:wrap anchorx="page"/>
               </v:shape>
@@ -33196,7 +32789,7 @@
           </mc:Choice>
           <mc:Fallback>
             <w:pict>
-              <v:shape w14:anchorId="6A6DC902" id="Graphic 222" o:spid="_x0000_s1026" style="position:absolute;margin-left:454.35pt;margin-top:102.15pt;width:72.85pt;height:19.25pt;z-index:-251654656;visibility:visible;mso-wrap-style:square;mso-wrap-distance-left:0;mso-wrap-distance-top:0;mso-wrap-distance-right:0;mso-wrap-distance-bottom:0;mso-position-horizontal:absolute;mso-position-horizontal-relative:page;mso-position-vertical:absolute;mso-position-vertical-relative:text;v-text-anchor:top" coordsize="925194,244475" o:gfxdata="UEsDBBQABgAIAAAAIQC2gziS/gAAAOEBAAATAAAAW0NvbnRlbnRfVHlwZXNdLnhtbJSRQU7DMBBF&#10;90jcwfIWJU67QAgl6YK0S0CoHGBkTxKLZGx5TGhvj5O2G0SRWNoz/78nu9wcxkFMGNg6quQqL6RA&#10;0s5Y6ir5vt9lD1JwBDIwOMJKHpHlpr69KfdHjyxSmriSfYz+USnWPY7AufNIadK6MEJMx9ApD/oD&#10;OlTrorhX2lFEilmcO2RdNtjC5xDF9pCuTyYBB5bi6bQ4syoJ3g9WQ0ymaiLzg5KdCXlKLjvcW893&#10;SUOqXwnz5DrgnHtJTxOsQfEKIT7DmDSUCaxw7Rqn8787ZsmRM9e2VmPeBN4uqYvTtW7jvijg9N/y&#10;JsXecLq0q+WD6m8AAAD//wMAUEsDBBQABgAIAAAAIQA4/SH/1gAAAJQBAAALAAAAX3JlbHMvLnJl&#10;bHOkkMFqwzAMhu+DvYPRfXGawxijTi+j0GvpHsDYimMaW0Yy2fr2M4PBMnrbUb/Q94l/f/hMi1qR&#10;JVI2sOt6UJgd+ZiDgffL8ekFlFSbvV0oo4EbChzGx4f9GRdb25HMsYhqlCwG5lrLq9biZkxWOiqY&#10;22YiTra2kYMu1l1tQD30/bPm3wwYN0x18gb45AdQl1tp5j/sFB2T0FQ7R0nTNEV3j6o9feQzro1i&#10;OWA14Fm+Q8a1a8+Bvu/d/dMb2JY5uiPbhG/ktn4cqGU/er3pcvwCAAD//wMAUEsDBBQABgAIAAAA&#10;IQCK/KVMOgIAAOoEAAAOAAAAZHJzL2Uyb0RvYy54bWysVMFu2zAMvQ/YPwi6L07dpF2NOsXQosOA&#10;oivQDDsrshwbk0VNVOLk70fJlpN1l2GYDzJlPlHk46Nv7w6dZnvlsAVT8ovZnDNlJFSt2Zb82/rx&#10;w0fO0AtTCQ1GlfyokN+t3r+77W2hcmhAV8oxCmKw6G3JG+9tkWUoG9UJnIFVhpw1uE542rptVjnR&#10;U/ROZ/l8fpX14CrrQCpE+vowOPkqxq9rJf3XukblmS455ebj6uK6CWu2uhXF1gnbtHJMQ/xDFp1o&#10;DV06hXoQXrCda/8I1bXSAULtZxK6DOq6lSrWQNVczN9U89oIq2ItRA7aiSb8f2Hl8/7VvriQOton&#10;kD+QGMl6i8XkCRscMYfadQFLibNDZPE4sagOnkn6eJMvL24WnEly5YvF4noZWM5EkQ7LHfrPCmIg&#10;sX9CPzShSpZokiUPJpmOWhmaqGMTPWfURMcZNXEzNNEKH86F7ILJ+lMmzZRI8HawV2uIOP+mCEry&#10;5NXmHHWTL5bXJOZUL0ETIL1tDHcGpOov83ysPqHSe0CTJgea/g4YBXt2tdSAamA3FB1pnogg3DnV&#10;2gROri6X86hUBN1Wj63WgQl02829dmwvwpzEZ0z7N5h16B8ENgMuuqbqRtkMSgma2UB1fHGsp+Eq&#10;Of7cCac4018MqTdMYjJcMjbJcF7fQ5zX2CS6c334Lpxl4fqSexLaM6TZEEWSEJUbAAM2nDTwaeeh&#10;boO+oqSHjMYNDVSkaxz+MLHn+4g6/aJWvwAAAP//AwBQSwMEFAAGAAgAAAAhALFX3SriAAAADAEA&#10;AA8AAABkcnMvZG93bnJldi54bWxMj0FOwzAQRfdI3MEaJHbUJgQaQpyqqqigYgOlB3DjaRI1Hke2&#10;m6ScHncFy5l5+vN+sZhMxwZ0vrUk4X4mgCFVVrdUS9h9r+8yYD4o0qqzhBLO6GFRXl8VKtd2pC8c&#10;tqFmMYR8riQ0IfQ5575q0Cg/sz1SvB2sMyrE0dVcOzXGcNPxRIgnblRL8UOjelw1WB23JyPh4+dw&#10;Hpfmc9i9Hzer1zfu3DqZS3l7My1fgAWcwh8MF/2oDmV02tsTac86Cc8im0dUQiLSB2AXQjymKbB9&#10;XKVJBrws+P8S5S8AAAD//wMAUEsBAi0AFAAGAAgAAAAhALaDOJL+AAAA4QEAABMAAAAAAAAAAAAA&#10;AAAAAAAAAFtDb250ZW50X1R5cGVzXS54bWxQSwECLQAUAAYACAAAACEAOP0h/9YAAACUAQAACwAA&#10;AAAAAAAAAAAAAAAvAQAAX3JlbHMvLnJlbHNQSwECLQAUAAYACAAAACEAivylTDoCAADqBAAADgAA&#10;AAAAAAAAAAAAAAAuAgAAZHJzL2Uyb0RvYy54bWxQSwECLQAUAAYACAAAACEAsVfdKuIAAAAMAQAA&#10;DwAAAAAAAAAAAAAAAACUBAAAZHJzL2Rvd25yZXYueG1sUEsFBgAAAAAEAAQA8wAAAKMFAAAAAA==&#10;" path="m,l924578,r,244322l,244322,,xe" filled="f" strokeweight=".5pt">
+              <v:shape w14:anchorId="397488D3" id="Graphic 222" o:spid="_x0000_s1026" style="position:absolute;margin-left:454.35pt;margin-top:102.15pt;width:72.85pt;height:19.25pt;z-index:-251654656;visibility:visible;mso-wrap-style:square;mso-wrap-distance-left:0;mso-wrap-distance-top:0;mso-wrap-distance-right:0;mso-wrap-distance-bottom:0;mso-position-horizontal:absolute;mso-position-horizontal-relative:page;mso-position-vertical:absolute;mso-position-vertical-relative:text;v-text-anchor:top" coordsize="925194,244475" o:gfxdata="UEsDBBQABgAIAAAAIQC2gziS/gAAAOEBAAATAAAAW0NvbnRlbnRfVHlwZXNdLnhtbJSRQU7DMBBF&#10;90jcwfIWJU67QAgl6YK0S0CoHGBkTxKLZGx5TGhvj5O2G0SRWNoz/78nu9wcxkFMGNg6quQqL6RA&#10;0s5Y6ir5vt9lD1JwBDIwOMJKHpHlpr69KfdHjyxSmriSfYz+USnWPY7AufNIadK6MEJMx9ApD/oD&#10;OlTrorhX2lFEilmcO2RdNtjC5xDF9pCuTyYBB5bi6bQ4syoJ3g9WQ0ymaiLzg5KdCXlKLjvcW893&#10;SUOqXwnz5DrgnHtJTxOsQfEKIT7DmDSUCaxw7Rqn8787ZsmRM9e2VmPeBN4uqYvTtW7jvijg9N/y&#10;JsXecLq0q+WD6m8AAAD//wMAUEsDBBQABgAIAAAAIQA4/SH/1gAAAJQBAAALAAAAX3JlbHMvLnJl&#10;bHOkkMFqwzAMhu+DvYPRfXGawxijTi+j0GvpHsDYimMaW0Yy2fr2M4PBMnrbUb/Q94l/f/hMi1qR&#10;JVI2sOt6UJgd+ZiDgffL8ekFlFSbvV0oo4EbChzGx4f9GRdb25HMsYhqlCwG5lrLq9biZkxWOiqY&#10;22YiTra2kYMu1l1tQD30/bPm3wwYN0x18gb45AdQl1tp5j/sFB2T0FQ7R0nTNEV3j6o9feQzro1i&#10;OWA14Fm+Q8a1a8+Bvu/d/dMb2JY5uiPbhG/ktn4cqGU/er3pcvwCAAD//wMAUEsDBBQABgAIAAAA&#10;IQCK/KVMOgIAAOoEAAAOAAAAZHJzL2Uyb0RvYy54bWysVMFu2zAMvQ/YPwi6L07dpF2NOsXQosOA&#10;oivQDDsrshwbk0VNVOLk70fJlpN1l2GYDzJlPlHk46Nv7w6dZnvlsAVT8ovZnDNlJFSt2Zb82/rx&#10;w0fO0AtTCQ1GlfyokN+t3r+77W2hcmhAV8oxCmKw6G3JG+9tkWUoG9UJnIFVhpw1uE542rptVjnR&#10;U/ROZ/l8fpX14CrrQCpE+vowOPkqxq9rJf3XukblmS455ebj6uK6CWu2uhXF1gnbtHJMQ/xDFp1o&#10;DV06hXoQXrCda/8I1bXSAULtZxK6DOq6lSrWQNVczN9U89oIq2ItRA7aiSb8f2Hl8/7VvriQOton&#10;kD+QGMl6i8XkCRscMYfadQFLibNDZPE4sagOnkn6eJMvL24WnEly5YvF4noZWM5EkQ7LHfrPCmIg&#10;sX9CPzShSpZokiUPJpmOWhmaqGMTPWfURMcZNXEzNNEKH86F7ILJ+lMmzZRI8HawV2uIOP+mCEry&#10;5NXmHHWTL5bXJOZUL0ETIL1tDHcGpOov83ysPqHSe0CTJgea/g4YBXt2tdSAamA3FB1pnogg3DnV&#10;2gROri6X86hUBN1Wj63WgQl02829dmwvwpzEZ0z7N5h16B8ENgMuuqbqRtkMSgma2UB1fHGsp+Eq&#10;Of7cCac4018MqTdMYjJcMjbJcF7fQ5zX2CS6c334Lpxl4fqSexLaM6TZEEWSEJUbAAM2nDTwaeeh&#10;boO+oqSHjMYNDVSkaxz+MLHn+4g6/aJWvwAAAP//AwBQSwMEFAAGAAgAAAAhALFX3SriAAAADAEA&#10;AA8AAABkcnMvZG93bnJldi54bWxMj0FOwzAQRfdI3MEaJHbUJgQaQpyqqqigYgOlB3DjaRI1Hke2&#10;m6ScHncFy5l5+vN+sZhMxwZ0vrUk4X4mgCFVVrdUS9h9r+8yYD4o0qqzhBLO6GFRXl8VKtd2pC8c&#10;tqFmMYR8riQ0IfQ5575q0Cg/sz1SvB2sMyrE0dVcOzXGcNPxRIgnblRL8UOjelw1WB23JyPh4+dw&#10;Hpfmc9i9Hzer1zfu3DqZS3l7My1fgAWcwh8MF/2oDmV02tsTac86Cc8im0dUQiLSB2AXQjymKbB9&#10;XKVJBrws+P8S5S8AAAD//wMAUEsBAi0AFAAGAAgAAAAhALaDOJL+AAAA4QEAABMAAAAAAAAAAAAA&#10;AAAAAAAAAFtDb250ZW50X1R5cGVzXS54bWxQSwECLQAUAAYACAAAACEAOP0h/9YAAACUAQAACwAA&#10;AAAAAAAAAAAAAAAvAQAAX3JlbHMvLnJlbHNQSwECLQAUAAYACAAAACEAivylTDoCAADqBAAADgAA&#10;AAAAAAAAAAAAAAAuAgAAZHJzL2Uyb0RvYy54bWxQSwECLQAUAAYACAAAACEAsVfdKuIAAAAMAQAA&#10;DwAAAAAAAAAAAAAAAACUBAAAZHJzL2Rvd25yZXYueG1sUEsFBgAAAAAEAAQA8wAAAKMFAAAAAA==&#10;" path="m,l924578,r,244322l,244322,,xe" filled="f" strokeweight=".5pt">
                 <v:path arrowok="t"/>
                 <w10:wrap anchorx="page"/>
               </v:shape>
@@ -33217,6 +32810,9 @@
         </w:rPr>
       </w:pPr>
       <w:r>
+        <w:rPr>
+          <w:noProof/>
+        </w:rPr>
         <w:drawing>
           <wp:inline distT="0" distB="0" distL="0" distR="0" wp14:anchorId="1663E8BB" wp14:editId="7BD51DB8">
             <wp:extent cx="5689600" cy="1589476"/>
@@ -34653,7 +34249,7 @@
         <v:path o:extrusionok="f" gradientshapeok="t" o:connecttype="rect"/>
         <o:lock v:ext="edit" aspectratio="t"/>
       </v:shapetype>
-      <v:shape id="Image 185" o:spid="_x0000_i1025" type="#_x0000_t75" style="width:22.65pt;height:22pt;visibility:visible;mso-wrap-style:square" o:bullet="t">
+      <v:shape id="Image 185" o:spid="_x0000_i1025" type="#_x0000_t75" style="width:22.55pt;height:21.9pt;visibility:visible;mso-wrap-style:square" o:bullet="t">
         <v:imagedata r:id="rId1" o:title=""/>
         <o:lock v:ext="edit" aspectratio="f"/>
       </v:shape>
@@ -35402,7 +34998,7 @@
   <w:docDefaults>
     <w:rPrDefault>
       <w:rPr>
-        <w:rFonts w:asciiTheme="minorHAnsi" w:eastAsiaTheme="minorHAnsi" w:hAnsiTheme="minorHAnsi" w:cstheme="minorBidi"/>
+        <w:rFonts w:asciiTheme="minorHAnsi" w:eastAsiaTheme="minorEastAsia" w:hAnsiTheme="minorHAnsi" w:cstheme="minorBidi"/>
         <w:sz w:val="22"/>
         <w:szCs w:val="22"/>
         <w:lang w:val="en-US" w:eastAsia="en-US" w:bidi="ar-SA"/>

--- a/PPTs/Lecture 5.2 Exercises.docx
+++ b/PPTs/Lecture 5.2 Exercises.docx
@@ -201,6 +201,7 @@
         </w:tabs>
         <w:spacing w:before="108"/>
         <w:ind w:left="780"/>
+        <w:jc w:val="center"/>
         <w:rPr>
           <w:rFonts w:ascii="Cambria"/>
           <w:sz w:val="26"/>
@@ -2006,7 +2007,11 @@
           </mc:Choice>
           <mc:Fallback>
             <w:pict>
-              <v:shape w14:anchorId="15AA8618" id="Textbox 17" o:spid="_x0000_s1037" type="#_x0000_t202" style="width:111.5pt;height:40.1pt;visibility:visible;mso-wrap-style:square;mso-left-percent:-10001;mso-top-percent:-10001;mso-position-horizontal:absolute;mso-position-horizontal-relative:char;mso-position-vertical:absolute;mso-position-vertical-relative:line;mso-left-percent:-10001;mso-top-percent:-10001;v-text-anchor:top" o:gfxdata="UEsDBBQABgAIAAAAIQC2gziS/gAAAOEBAAATAAAAW0NvbnRlbnRfVHlwZXNdLnhtbJSRQU7DMBBF&#10;90jcwfIWJU67QAgl6YK0S0CoHGBkTxKLZGx5TGhvj5O2G0SRWNoz/78nu9wcxkFMGNg6quQqL6RA&#10;0s5Y6ir5vt9lD1JwBDIwOMJKHpHlpr69KfdHjyxSmriSfYz+USnWPY7AufNIadK6MEJMx9ApD/oD&#10;OlTrorhX2lFEilmcO2RdNtjC5xDF9pCuTyYBB5bi6bQ4syoJ3g9WQ0ymaiLzg5KdCXlKLjvcW893&#10;SUOqXwnz5DrgnHtJTxOsQfEKIT7DmDSUCaxw7Rqn8787ZsmRM9e2VmPeBN4uqYvTtW7jvijg9N/y&#10;JsXecLq0q+WD6m8AAAD//wMAUEsDBBQABgAIAAAAIQA4/SH/1gAAAJQBAAALAAAAX3JlbHMvLnJl&#10;bHOkkMFqwzAMhu+DvYPRfXGawxijTi+j0GvpHsDYimMaW0Yy2fr2M4PBMnrbUb/Q94l/f/hMi1qR&#10;JVI2sOt6UJgd+ZiDgffL8ekFlFSbvV0oo4EbChzGx4f9GRdb25HMsYhqlCwG5lrLq9biZkxWOiqY&#10;22YiTra2kYMu1l1tQD30/bPm3wwYN0x18gb45AdQl1tp5j/sFB2T0FQ7R0nTNEV3j6o9feQzro1i&#10;OWA14Fm+Q8a1a8+Bvu/d/dMb2JY5uiPbhG/ktn4cqGU/er3pcvwCAAD//wMAUEsDBBQABgAIAAAA&#10;IQB5S6aYmAEAACIDAAAOAAAAZHJzL2Uyb0RvYy54bWysUl9v0zAQf0fiO1h+p0krNljUdAImENIE&#10;kwYfwHXsxiL2mTu3Sb89Zy9tEbxNe3HOufPPvz9e305+EAeD5CC0crmopTBBQ+fCrpU/f3x+814K&#10;Sip0aoBgWnk0JG83r1+tx9iYFfQwdAYFgwRqxtjKPqXYVBXp3nhFC4gmcNMCepV4i7uqQzUyuh+q&#10;VV1fVyNgFxG0IeK/d09NuSn41hqdvltLJomhlcwtlRXLus1rtVmrZocq9k7PNNQzWHjlAl96hrpT&#10;SYk9uv+gvNMIBDYtNPgKrHXaFA2sZln/o+axV9EULWwOxbNN9HKw+tvhMT6gSNNHmDjAIoLiPehf&#10;xN5UY6RmnsmeUkM8nYVOFn3+sgTBB9nb49lPMyWhM9rb5XV9xS3Nvav6ZvWuGF5dTkek9MWAF7lo&#10;JXJehYE63FPK96vmNDKTebo/M0nTdhKua+VNTjH/2UJ3ZC0jx9lK+r1XaKQYvgb2K2d/KvBUbE8F&#10;puETlBeSJQX4sE9gXSFwwZ0JcBCF1/xoctJ/78vU5Wlv/gAAAP//AwBQSwMEFAAGAAgAAAAhAKFw&#10;FmbaAAAABAEAAA8AAABkcnMvZG93bnJldi54bWxMj8FOwzAQRO9I/IO1SNyoTZCqEuJUFYITEiIN&#10;B45OvE2sxusQu2369124wGWk0axm3hbr2Q/iiFN0gTTcLxQIpDZYR52Gz/r1bgUiJkPWDIFQwxkj&#10;rMvrq8LkNpyowuM2dYJLKOZGQ5/SmEsZ2x69iYswInG2C5M3ie3USTuZE5f7QWZKLaU3jnihNyM+&#10;99jutwevYfNF1Yv7fm8+ql3l6vpR0dtyr/Xtzbx5ApFwTn/H8IPP6FAyUxMOZKMYNPAj6Vc5y7IH&#10;to2GlcpAloX8D19eAAAA//8DAFBLAQItABQABgAIAAAAIQC2gziS/gAAAOEBAAATAAAAAAAAAAAA&#10;AAAAAAAAAABbQ29udGVudF9UeXBlc10ueG1sUEsBAi0AFAAGAAgAAAAhADj9If/WAAAAlAEAAAsA&#10;AAAAAAAAAAAAAAAALwEAAF9yZWxzLy5yZWxzUEsBAi0AFAAGAAgAAAAhAHlLppiYAQAAIgMAAA4A&#10;AAAAAAAAAAAAAAAALgIAAGRycy9lMm9Eb2MueG1sUEsBAi0AFAAGAAgAAAAhAKFwFmbaAAAABAEA&#10;AA8AAAAAAAAAAAAAAAAA8gMAAGRycy9kb3ducmV2LnhtbFBLBQYAAAAABAAEAPMAAAD5BAAAAAA=&#10;" filled="f" stroked="f">
+              <v:shapetype w14:anchorId="15AA8618" id="_x0000_t202" coordsize="21600,21600" o:spt="202" path="m,l,21600r21600,l21600,xe">
+                <v:stroke joinstyle="miter"/>
+                <v:path gradientshapeok="t" o:connecttype="rect"/>
+              </v:shapetype>
+              <v:shape id="Textbox 17" o:spid="_x0000_s1037" type="#_x0000_t202" style="width:111.5pt;height:40.1pt;visibility:visible;mso-wrap-style:square;mso-left-percent:-10001;mso-top-percent:-10001;mso-position-horizontal:absolute;mso-position-horizontal-relative:char;mso-position-vertical:absolute;mso-position-vertical-relative:line;mso-left-percent:-10001;mso-top-percent:-10001;v-text-anchor:top" o:gfxdata="UEsDBBQABgAIAAAAIQC2gziS/gAAAOEBAAATAAAAW0NvbnRlbnRfVHlwZXNdLnhtbJSRQU7DMBBF&#10;90jcwfIWJU67QAgl6YK0S0CoHGBkTxKLZGx5TGhvj5O2G0SRWNoz/78nu9wcxkFMGNg6quQqL6RA&#10;0s5Y6ir5vt9lD1JwBDIwOMJKHpHlpr69KfdHjyxSmriSfYz+USnWPY7AufNIadK6MEJMx9ApD/oD&#10;OlTrorhX2lFEilmcO2RdNtjC5xDF9pCuTyYBB5bi6bQ4syoJ3g9WQ0ymaiLzg5KdCXlKLjvcW893&#10;SUOqXwnz5DrgnHtJTxOsQfEKIT7DmDSUCaxw7Rqn8787ZsmRM9e2VmPeBN4uqYvTtW7jvijg9N/y&#10;JsXecLq0q+WD6m8AAAD//wMAUEsDBBQABgAIAAAAIQA4/SH/1gAAAJQBAAALAAAAX3JlbHMvLnJl&#10;bHOkkMFqwzAMhu+DvYPRfXGawxijTi+j0GvpHsDYimMaW0Yy2fr2M4PBMnrbUb/Q94l/f/hMi1qR&#10;JVI2sOt6UJgd+ZiDgffL8ekFlFSbvV0oo4EbChzGx4f9GRdb25HMsYhqlCwG5lrLq9biZkxWOiqY&#10;22YiTra2kYMu1l1tQD30/bPm3wwYN0x18gb45AdQl1tp5j/sFB2T0FQ7R0nTNEV3j6o9feQzro1i&#10;OWA14Fm+Q8a1a8+Bvu/d/dMb2JY5uiPbhG/ktn4cqGU/er3pcvwCAAD//wMAUEsDBBQABgAIAAAA&#10;IQB5S6aYmAEAACIDAAAOAAAAZHJzL2Uyb0RvYy54bWysUl9v0zAQf0fiO1h+p0krNljUdAImENIE&#10;kwYfwHXsxiL2mTu3Sb89Zy9tEbxNe3HOufPPvz9e305+EAeD5CC0crmopTBBQ+fCrpU/f3x+814K&#10;Sip0aoBgWnk0JG83r1+tx9iYFfQwdAYFgwRqxtjKPqXYVBXp3nhFC4gmcNMCepV4i7uqQzUyuh+q&#10;VV1fVyNgFxG0IeK/d09NuSn41hqdvltLJomhlcwtlRXLus1rtVmrZocq9k7PNNQzWHjlAl96hrpT&#10;SYk9uv+gvNMIBDYtNPgKrHXaFA2sZln/o+axV9EULWwOxbNN9HKw+tvhMT6gSNNHmDjAIoLiPehf&#10;xN5UY6RmnsmeUkM8nYVOFn3+sgTBB9nb49lPMyWhM9rb5XV9xS3Nvav6ZvWuGF5dTkek9MWAF7lo&#10;JXJehYE63FPK96vmNDKTebo/M0nTdhKua+VNTjH/2UJ3ZC0jx9lK+r1XaKQYvgb2K2d/KvBUbE8F&#10;puETlBeSJQX4sE9gXSFwwZ0JcBCF1/xoctJ/78vU5Wlv/gAAAP//AwBQSwMEFAAGAAgAAAAhAKFw&#10;FmbaAAAABAEAAA8AAABkcnMvZG93bnJldi54bWxMj8FOwzAQRO9I/IO1SNyoTZCqEuJUFYITEiIN&#10;B45OvE2sxusQu2369124wGWk0axm3hbr2Q/iiFN0gTTcLxQIpDZYR52Gz/r1bgUiJkPWDIFQwxkj&#10;rMvrq8LkNpyowuM2dYJLKOZGQ5/SmEsZ2x69iYswInG2C5M3ie3USTuZE5f7QWZKLaU3jnihNyM+&#10;99jutwevYfNF1Yv7fm8+ql3l6vpR0dtyr/Xtzbx5ApFwTn/H8IPP6FAyUxMOZKMYNPAj6Vc5y7IH&#10;to2GlcpAloX8D19eAAAA//8DAFBLAQItABQABgAIAAAAIQC2gziS/gAAAOEBAAATAAAAAAAAAAAA&#10;AAAAAAAAAABbQ29udGVudF9UeXBlc10ueG1sUEsBAi0AFAAGAAgAAAAhADj9If/WAAAAlAEAAAsA&#10;AAAAAAAAAAAAAAAALwEAAF9yZWxzLy5yZWxzUEsBAi0AFAAGAAgAAAAhAHlLppiYAQAAIgMAAA4A&#10;AAAAAAAAAAAAAAAALgIAAGRycy9lMm9Eb2MueG1sUEsBAi0AFAAGAAgAAAAhAKFwFmbaAAAABAEA&#10;AA8AAAAAAAAAAAAAAAAA8gMAAGRycy9kb3ducmV2LnhtbFBLBQYAAAAABAAEAPMAAAD5BAAAAAA=&#10;" filled="f" stroked="f">
                 <v:textbox inset="0,0,0,0">
                   <w:txbxContent>
                     <w:tbl>
@@ -34249,7 +34254,7 @@
         <v:path o:extrusionok="f" gradientshapeok="t" o:connecttype="rect"/>
         <o:lock v:ext="edit" aspectratio="t"/>
       </v:shapetype>
-      <v:shape id="Image 185" o:spid="_x0000_i1025" type="#_x0000_t75" style="width:22.55pt;height:21.9pt;visibility:visible;mso-wrap-style:square" o:bullet="t">
+      <v:shape id="Image 185" o:spid="_x0000_i1025" type="#_x0000_t75" style="width:22.5pt;height:21.75pt;visibility:visible;mso-wrap-style:square" o:bullet="t">
         <v:imagedata r:id="rId1" o:title=""/>
         <o:lock v:ext="edit" aspectratio="f"/>
       </v:shape>
